--- a/Doku/Dozent/Fortschrittsbericht_Qualitaets_Muster_Finder.docx
+++ b/Doku/Dozent/Fortschrittsbericht_Qualitaets_Muster_Finder.docx
@@ -38,9 +38,9 @@
           <w:color w:val="555555"/>
           <w:sz w:val="22"/>
         </w:rPr>
-        <w:t>Datenanalyse-Projekt · 11.08.2026</w:t>
+        <w:t>Datenanalyse-Projekt · 14.08.2026</w:t>
         <w:br/>
-        <w:t>Datenbasis: IQTIG Qualitätsberichte 2023 · 1.824 Krankenhäuser</w:t>
+        <w:t>Datenbasis: IQTIG Qualitätsberichte 2023 · 1.821 Krankenhäuser</w:t>
       </w:r>
     </w:p>
     <w:p/>
@@ -214,7 +214,7 @@
               <w:rPr>
                 <w:sz w:val="20"/>
               </w:rPr>
-              <w:t>1.824 (mit Qualitätsbewertung)</w:t>
+              <w:t>1.821 (mit auswertbarer Qualitätsbewertung)</w:t>
             </w:r>
           </w:p>
         </w:tc>
@@ -298,7 +298,7 @@
               <w:rPr>
                 <w:sz w:val="20"/>
               </w:rPr>
-              <w:t>analysetabelle.csv · 1.824 Zeilen · 18 Spalten</w:t>
+              <w:t>analysetabelle.csv · 1.821 Zeilen · 18 Spalten</w:t>
             </w:r>
           </w:p>
         </w:tc>
@@ -507,6 +507,7 @@
       <w:r>
         <w:rPr>
           <w:b/>
+          <w:i w:val="0"/>
           <w:sz w:val="22"/>
         </w:rPr>
         <w:t xml:space="preserve">Warum steckt die Ziel-Variable genau in dieser Datei? </w:t>
@@ -514,6 +515,7 @@
       <w:r>
         <w:rPr>
           <w:b w:val="0"/>
+          <w:i w:val="0"/>
           <w:sz w:val="22"/>
         </w:rPr>
         <w:t xml:space="preserve">Beim Durchsuchen der 86 CSV-Header fiel diese Datei durch zwei Eigenschaften auf: Sie ist mit 911 MB die größte Datei im Datensatz — ein Signal für zentrale Inhaltsdaten. Außerdem enthält sie die Spalte </w:t>
@@ -521,6 +523,7 @@
       <w:r>
         <w:rPr>
           <w:b/>
+          <w:i w:val="0"/>
           <w:sz w:val="22"/>
         </w:rPr>
         <w:t>QSErgBewStrukDialog</w:t>
@@ -528,9 +531,31 @@
       <w:r>
         <w:rPr>
           <w:b w:val="0"/>
+          <w:i w:val="0"/>
           <w:sz w:val="22"/>
         </w:rPr>
-        <w:t xml:space="preserve"> (= Ergebnis der Bewertung im Strukturierten Dialog), deren Werte R10 / R20 für auffällig und N01 / N02 für unauffällig stehen. Damit war klar: Diese Spalte ist die gesuchte Bewertung.</w:t>
+        <w:t xml:space="preserve"> (= Ergebnis der Bewertung im Strukturierten Dialog). Damit war klar: Diese Spalte ist die gesuchte Bewertung.</w:t>
+      </w:r>
+    </w:p>
+    <w:p>
+      <w:pPr>
+        <w:spacing w:before="0" w:after="100"/>
+      </w:pPr>
+      <w:r>
+        <w:rPr>
+          <w:b/>
+          <w:i w:val="0"/>
+          <w:sz w:val="22"/>
+        </w:rPr>
+        <w:t xml:space="preserve">Korrektur (2026-08-14): </w:t>
+      </w:r>
+      <w:r>
+        <w:rPr>
+          <w:b w:val="0"/>
+          <w:i w:val="0"/>
+          <w:sz w:val="22"/>
+        </w:rPr>
+        <w:t>Die Codes wurden zunächst falsch gelesen (R* wurde als 'auffällig' gezählt). Der offizielle IQTIG-Bericht ('Bericht zum Strukturierten Dialog 2021, EJ 2020') zeigt: R10 bedeutet 'Ergebnis liegt im Referenzbereich', also nicht auffällig — das Gegenteil der ursprünglichen Annahme. Korrekt: N01/N02/N99 = keine Bewertung vorgesehen (ausgeschlossen), R10 = nicht auffällig, alle übrigen Codes (H/U/A/D/S) = auffällig. Alle Zahlen in diesem Abschnitt 2.2 sind bereits die korrigierte Version.</w:t>
       </w:r>
     </w:p>
     <w:p>
@@ -540,6 +565,7 @@
       <w:r>
         <w:rPr>
           <w:b w:val="0"/>
+          <w:i w:val="0"/>
           <w:sz w:val="22"/>
         </w:rPr>
         <w:t xml:space="preserve">Die zweite wichtige Spalte ist </w:t>
@@ -547,6 +573,7 @@
       <w:r>
         <w:rPr>
           <w:b/>
+          <w:i w:val="0"/>
           <w:sz w:val="22"/>
         </w:rPr>
         <w:t>QSQI.ArtDesWertes</w:t>
@@ -554,6 +581,7 @@
       <w:r>
         <w:rPr>
           <w:b w:val="0"/>
+          <w:i w:val="0"/>
           <w:sz w:val="22"/>
         </w:rPr>
         <w:t>. Sie gibt an, ob eine Zeile ein echter Qualitätsindikator (QI) oder nur eine Fallzählung (EKez, TKez, KKez) ist. Fallzählungen enthalten keine Bewertung und müssen herausgefiltert werden.</w:t>
@@ -781,7 +809,7 @@
               <w:rPr>
                 <w:sz w:val="20"/>
               </w:rPr>
-              <w:t>N99 entfernt — nicht bewertet ≠ unauffällig</w:t>
+              <w:t>N* entfernt — N01/N02/N99, nicht bewertet ≠ unauffällig</w:t>
             </w:r>
           </w:p>
         </w:tc>
@@ -794,7 +822,7 @@
               <w:rPr>
                 <w:sz w:val="20"/>
               </w:rPr>
-              <w:t>36.358</w:t>
+              <w:t>109.956</w:t>
             </w:r>
           </w:p>
         </w:tc>
@@ -807,7 +835,7 @@
               <w:rPr>
                 <w:sz w:val="20"/>
               </w:rPr>
-              <w:t>272.368</w:t>
+              <w:t>198.770</w:t>
             </w:r>
           </w:p>
         </w:tc>
@@ -835,7 +863,7 @@
               <w:rPr>
                 <w:sz w:val="20"/>
               </w:rPr>
-              <w:t>Duplikate entfernt — je Haus+Indikator eine Zeile (63 % der Zeilen!)</w:t>
+              <w:t>Duplikate entfernt — je Haus+Indikator eine Zeile (61 % der Zeilen!)</w:t>
             </w:r>
           </w:p>
         </w:tc>
@@ -848,7 +876,7 @@
               <w:rPr>
                 <w:sz w:val="20"/>
               </w:rPr>
-              <w:t>172.683</w:t>
+              <w:t>121.233</w:t>
             </w:r>
           </w:p>
         </w:tc>
@@ -861,7 +889,7 @@
               <w:rPr>
                 <w:sz w:val="20"/>
               </w:rPr>
-              <w:t>99.685</w:t>
+              <w:t>77.537</w:t>
             </w:r>
           </w:p>
         </w:tc>
@@ -889,7 +917,7 @@
               <w:rPr>
                 <w:sz w:val="20"/>
               </w:rPr>
-              <w:t>Einzigartige Häuser: 1.824 · Ø 54,7 Indikatoren/Haus</w:t>
+              <w:t>Einzigartige Häuser: 1.821 · Ø 42,6 Indikatoren/Haus</w:t>
             </w:r>
           </w:p>
         </w:tc>
@@ -915,7 +943,7 @@
               <w:rPr>
                 <w:sz w:val="20"/>
               </w:rPr>
-              <w:t>99.685</w:t>
+              <w:t>77.537</w:t>
             </w:r>
           </w:p>
         </w:tc>
@@ -932,7 +960,7 @@
           <w:color w:val="555555"/>
           <w:sz w:val="22"/>
         </w:rPr>
-        <w:t>Median auffällig-Quote: 76,92 %  →  Trennwert für hat_viele_Probleme (0/1)</w:t>
+        <w:t>Median auffällig-Quote: 5,88 %  →  Trennwert für hat_viele_Probleme (0/1)</w:t>
       </w:r>
     </w:p>
     <w:p>
@@ -942,16 +970,18 @@
       <w:r>
         <w:rPr>
           <w:b/>
+          <w:i w:val="0"/>
           <w:sz w:val="22"/>
         </w:rPr>
-        <w:t xml:space="preserve">Von 99.685 Zeilen zu 1.824 Häusern — wie? </w:t>
+        <w:t xml:space="preserve">Von 77.537 Zeilen zu 1.821 Häusern — wie? </w:t>
       </w:r>
       <w:r>
         <w:rPr>
           <w:b w:val="0"/>
+          <w:i w:val="0"/>
           <w:sz w:val="22"/>
         </w:rPr>
-        <w:t>Jede der 99.685 Zeilen enthält eine SO.QBID — die ID des Krankenhauses, zu dem der Indikator gehört. Viele Zeilen teilen dieselbe SO.QBID, weil ein Haus viele Indikatoren hat. Mit nunique() zählen wir, wie viele verschiedene IDs vorkommen: qi_dedup['SO.QBID'].nunique() → 1.824. Das bedeutet: In den 99.685 Zeilen gibt es genau 1.824 verschiedene Krankenhaus-IDs.</w:t>
+        <w:t>Jede der 77.537 Zeilen enthält eine SO.QBID — die ID des Krankenhauses, zu dem der Indikator gehört. Viele Zeilen teilen dieselbe SO.QBID, weil ein Haus viele Indikatoren hat. Mit nunique() zählen wir, wie viele verschiedene IDs vorkommen: qi_dedup['SO.QBID'].nunique() → 1.821. Das bedeutet: In den 77.537 Zeilen gibt es genau 1.821 verschiedene Krankenhaus-IDs.</w:t>
       </w:r>
     </w:p>
     <w:p>
@@ -961,16 +991,18 @@
       <w:r>
         <w:rPr>
           <w:b/>
+          <w:i w:val="0"/>
           <w:sz w:val="22"/>
         </w:rPr>
-        <w:t xml:space="preserve">Wichtig — 1.824 ist kein Bereinigungsartefakt: </w:t>
+        <w:t xml:space="preserve">Wichtig — 1.821 vs. 1.824: 3 Häuser gehen bei der Bereinigung verloren: </w:t>
       </w:r>
       <w:r>
         <w:rPr>
           <w:b w:val="0"/>
+          <w:i w:val="0"/>
           <w:sz w:val="22"/>
         </w:rPr>
-        <w:t>Nachgerechnet auf den komplett ungefilterten 417.799 Roh-Zeilen (vor jedem der drei Bereinigungsschritte) ergibt qi['SO.QBID'].nunique() bereits ebenfalls 1.824. Die Bereinigung reduziert also nur die Zeilenzahl (417.799 → 99.685), verliert dabei aber kein einziges Haus — jedes Haus, das überhaupt in QS.Qualitätsindikator.csv vorkommt, hat mindestens einen gültigen, bewerteten, nicht-doppelten QI-Eintrag. Zum Vergleich: SO.csv (Stammdaten) hat 2.310 eindeutige SO.QBID — das sind alle Krankenhaus-Standorte, unabhängig davon, ob eine Qualitätsbewertung vorliegt.</w:t>
+        <w:t>Nachgerechnet auf den komplett ungefilterten 417.799 Roh-Zeilen ergibt qi['SO.QBID'].nunique() bereits 1.824 — das ist die Anzahl der Häuser, die überhaupt irgendeine Zeile in QS.Qualitätsindikator.csv haben, unabhängig von der Bewertung. Unter der korrigierten Definition (alle N*-Codes ausschließen, nicht nur N99) haben 3 dieser 1.824 Häuser aber gar keine einzige bewertbare Zeile mehr übrig — bei ihnen ist jeder einzelne Indikator mit einem N*-Code versehen. Diese 3 Häuser fallen deshalb aus der Ziel-Variable heraus, es bleiben 1.821. Zum Vergleich: SO.csv (Stammdaten) hat 2.310 eindeutige SO.QBID — das sind alle Krankenhaus-Standorte, unabhängig davon, ob überhaupt eine Qualitätsbewertung vorliegt.</w:t>
       </w:r>
     </w:p>
     <w:p>
@@ -980,6 +1012,7 @@
       <w:r>
         <w:rPr>
           <w:b/>
+          <w:i w:val="0"/>
           <w:sz w:val="22"/>
         </w:rPr>
         <w:t xml:space="preserve">Daher der Durchschnitt: </w:t>
@@ -987,9 +1020,10 @@
       <w:r>
         <w:rPr>
           <w:b w:val="0"/>
+          <w:i w:val="0"/>
           <w:sz w:val="22"/>
         </w:rPr>
-        <w:t>99.685 Zeilen ÷ 1.824 Häuser = 54,7 Indikatoren pro Haus. Der groupby()-Schritt fasst dann alle Zeilen desselben Hauses zusammen: Er zählt, wie viele Indikatoren das Haus hat (total_qi) und wie viele davon auffällig sind (auffaellig_n). Das Ergebnis: eine Zeile pro Krankenhaus mit der berechneten auffaellig_quote.</w:t>
+        <w:t>77.537 Zeilen ÷ 1.821 Häuser = 42,6 Indikatoren pro Haus. Der groupby()-Schritt fasst dann alle Zeilen desselben Hauses zusammen: Er zählt, wie viele Indikatoren das Haus hat (total_qi) und wie viele davon auffällig sind (auffaellig_n). Das Ergebnis: eine Zeile pro Krankenhaus mit der berechneten auffaellig_quote.</w:t>
       </w:r>
     </w:p>
     <w:p>
@@ -999,6 +1033,7 @@
       <w:r>
         <w:rPr>
           <w:b/>
+          <w:i w:val="0"/>
           <w:sz w:val="22"/>
         </w:rPr>
         <w:t xml:space="preserve">Wie wurde der Median berechnet? </w:t>
@@ -1006,9 +1041,10 @@
       <w:r>
         <w:rPr>
           <w:b w:val="0"/>
+          <w:i w:val="0"/>
           <w:sz w:val="22"/>
         </w:rPr>
-        <w:t>Alle 1.824 Häuser haben jetzt eine auffaellig_quote zwischen 0 % und 100 %. Diese Werte werden der Größe nach sortiert — der Median ist der Wert genau in der Mitte (Platz 912 von 1.824). Er liegt bei 76,92 %. Jedes Haus oberhalb dieses Wertes bekommt hat_viele_Probleme = 1, alle anderen = 0. Der Median wurde als Schwelle gewählt, weil er die Häuser in zwei gleich große Gruppen teilt und robuster gegen einzelne Extremwerte ist als der Mittelwert.</w:t>
+        <w:t>Alle 1.821 Häuser haben jetzt eine auffaellig_quote zwischen 0 % und 100 %. Diese Werte werden der Größe nach sortiert — der Median ist der Wert genau in der Mitte (Platz 911 von 1.821). Er liegt bei 5,88 %. Jedes Haus oberhalb dieses Wertes bekommt hat_viele_Probleme = 1, alle anderen = 0. Der Median wurde als Schwelle gewählt, weil er die Häuser in zwei gleich große Gruppen teilt und robuster gegen einzelne Extremwerte ist als der Mittelwert.</w:t>
       </w:r>
     </w:p>
     <w:p>
@@ -1022,7 +1058,7 @@
           <w:color w:val="555555"/>
           <w:sz w:val="20"/>
         </w:rPr>
-        <w:t>Ergebnis: Verteilung der auffällig-Quote — graue Linie = Median 76,92 % (Trennwert)</w:t>
+        <w:t>Ergebnis: Verteilung der auffällig-Quote — graue Linie = Median 5,88 % (Trennwert)</w:t>
       </w:r>
     </w:p>
     <w:p>
@@ -1033,7 +1069,7 @@
       <w:r>
         <w:drawing>
           <wp:inline xmlns:a="http://schemas.openxmlformats.org/drawingml/2006/main" xmlns:pic="http://schemas.openxmlformats.org/drawingml/2006/picture">
-            <wp:extent cx="4680000" cy="2340000"/>
+            <wp:extent cx="4680000" cy="2636381"/>
             <wp:docPr id="1" name="Picture 1"/>
             <wp:cNvGraphicFramePr>
               <a:graphicFrameLocks noChangeAspect="1"/>
@@ -1054,7 +1090,7 @@
                   <pic:spPr>
                     <a:xfrm>
                       <a:off x="0" y="0"/>
-                      <a:ext cx="4680000" cy="2340000"/>
+                      <a:ext cx="4680000" cy="2636381"/>
                     </a:xfrm>
                     <a:prstGeom prst="rect"/>
                   </pic:spPr>
@@ -1080,7 +1116,7 @@
           <w:i w:val="0"/>
           <w:sz w:val="22"/>
         </w:rPr>
-        <w:t>Beispiel — so sieht das Ergebnis für die ersten Häuser aus:</w:t>
+        <w:t>Beispiel — so sieht das Ergebnis für die ersten Häuser aus (korrigiert):</w:t>
       </w:r>
     </w:p>
     <w:tbl>
@@ -1214,7 +1250,7 @@
               <w:rPr>
                 <w:sz w:val="20"/>
               </w:rPr>
-              <w:t>18</w:t>
+              <w:t>1</w:t>
             </w:r>
           </w:p>
         </w:tc>
@@ -1227,7 +1263,7 @@
               <w:rPr>
                 <w:sz w:val="20"/>
               </w:rPr>
-              <w:t>94,7 %</w:t>
+              <w:t>5,3 %</w:t>
             </w:r>
           </w:p>
         </w:tc>
@@ -1240,7 +1276,7 @@
               <w:rPr>
                 <w:sz w:val="20"/>
               </w:rPr>
-              <w:t>1  (viele Probleme)</w:t>
+              <w:t>0  (wenige Probleme)</w:t>
             </w:r>
           </w:p>
         </w:tc>
@@ -1281,7 +1317,7 @@
               <w:rPr>
                 <w:sz w:val="20"/>
               </w:rPr>
-              <w:t>2</w:t>
+              <w:t>0</w:t>
             </w:r>
           </w:p>
         </w:tc>
@@ -1294,7 +1330,7 @@
               <w:rPr>
                 <w:sz w:val="20"/>
               </w:rPr>
-              <w:t>100,0 %</w:t>
+              <w:t>0,0 %</w:t>
             </w:r>
           </w:p>
         </w:tc>
@@ -1307,7 +1343,7 @@
               <w:rPr>
                 <w:sz w:val="20"/>
               </w:rPr>
-              <w:t>1  (viele Probleme)</w:t>
+              <w:t>0  (wenige Probleme)</w:t>
             </w:r>
           </w:p>
         </w:tc>
@@ -1335,7 +1371,7 @@
               <w:rPr>
                 <w:sz w:val="20"/>
               </w:rPr>
-              <w:t>24</w:t>
+              <w:t>18</w:t>
             </w:r>
           </w:p>
         </w:tc>
@@ -1348,7 +1384,7 @@
               <w:rPr>
                 <w:sz w:val="20"/>
               </w:rPr>
-              <w:t>17</w:t>
+              <w:t>1</w:t>
             </w:r>
           </w:p>
         </w:tc>
@@ -1361,7 +1397,7 @@
               <w:rPr>
                 <w:sz w:val="20"/>
               </w:rPr>
-              <w:t>70,8 %</w:t>
+              <w:t>5,6 %</w:t>
             </w:r>
           </w:p>
         </w:tc>
@@ -1402,7 +1438,7 @@
               <w:rPr>
                 <w:sz w:val="20"/>
               </w:rPr>
-              <w:t>16</w:t>
+              <w:t>12</w:t>
             </w:r>
           </w:p>
         </w:tc>
@@ -1415,7 +1451,7 @@
               <w:rPr>
                 <w:sz w:val="20"/>
               </w:rPr>
-              <w:t>11</w:t>
+              <w:t>1</w:t>
             </w:r>
           </w:p>
         </w:tc>
@@ -1428,7 +1464,7 @@
               <w:rPr>
                 <w:sz w:val="20"/>
               </w:rPr>
-              <w:t>68,8 %</w:t>
+              <w:t>8,3 %</w:t>
             </w:r>
           </w:p>
         </w:tc>
@@ -1441,7 +1477,7 @@
               <w:rPr>
                 <w:sz w:val="20"/>
               </w:rPr>
-              <w:t>0  (wenige Probleme)</w:t>
+              <w:t>1  (viele Probleme)</w:t>
             </w:r>
           </w:p>
         </w:tc>
@@ -1469,7 +1505,7 @@
               <w:rPr>
                 <w:sz w:val="20"/>
               </w:rPr>
-              <w:t>30</w:t>
+              <w:t>23</w:t>
             </w:r>
           </w:p>
         </w:tc>
@@ -1482,7 +1518,7 @@
               <w:rPr>
                 <w:sz w:val="20"/>
               </w:rPr>
-              <w:t>20</w:t>
+              <w:t>3</w:t>
             </w:r>
           </w:p>
         </w:tc>
@@ -1495,7 +1531,7 @@
               <w:rPr>
                 <w:sz w:val="20"/>
               </w:rPr>
-              <w:t>66,7 %</w:t>
+              <w:t>13,0 %</w:t>
             </w:r>
           </w:p>
         </w:tc>
@@ -1508,7 +1544,7 @@
               <w:rPr>
                 <w:sz w:val="20"/>
               </w:rPr>
-              <w:t>0  (wenige Probleme)</w:t>
+              <w:t>1  (viele Probleme)</w:t>
             </w:r>
           </w:p>
         </w:tc>
@@ -1536,7 +1572,7 @@
               <w:rPr>
                 <w:sz w:val="20"/>
               </w:rPr>
-              <w:t>35</w:t>
+              <w:t>26</w:t>
             </w:r>
           </w:p>
         </w:tc>
@@ -1549,7 +1585,7 @@
               <w:rPr>
                 <w:sz w:val="20"/>
               </w:rPr>
-              <w:t>25</w:t>
+              <w:t>1</w:t>
             </w:r>
           </w:p>
         </w:tc>
@@ -1562,7 +1598,7 @@
               <w:rPr>
                 <w:sz w:val="20"/>
               </w:rPr>
-              <w:t>71,4 %</w:t>
+              <w:t>3,8 %</w:t>
             </w:r>
           </w:p>
         </w:tc>
@@ -1603,7 +1639,7 @@
               <w:rPr>
                 <w:sz w:val="20"/>
               </w:rPr>
-              <w:t>101</w:t>
+              <w:t>84</w:t>
             </w:r>
           </w:p>
         </w:tc>
@@ -1616,7 +1652,7 @@
               <w:rPr>
                 <w:sz w:val="20"/>
               </w:rPr>
-              <w:t>79</w:t>
+              <w:t>5</w:t>
             </w:r>
           </w:p>
         </w:tc>
@@ -1629,7 +1665,7 @@
               <w:rPr>
                 <w:sz w:val="20"/>
               </w:rPr>
-              <w:t>78,2 %</w:t>
+              <w:t>6,0 %</w:t>
             </w:r>
           </w:p>
         </w:tc>
@@ -1670,7 +1706,7 @@
               <w:rPr>
                 <w:sz w:val="20"/>
               </w:rPr>
-              <w:t>99</w:t>
+              <w:t>78</w:t>
             </w:r>
           </w:p>
         </w:tc>
@@ -1683,7 +1719,7 @@
               <w:rPr>
                 <w:sz w:val="20"/>
               </w:rPr>
-              <w:t>67</w:t>
+              <w:t>11</w:t>
             </w:r>
           </w:p>
         </w:tc>
@@ -1696,7 +1732,7 @@
               <w:rPr>
                 <w:sz w:val="20"/>
               </w:rPr>
-              <w:t>67,7 %</w:t>
+              <w:t>14,1 %</w:t>
             </w:r>
           </w:p>
         </w:tc>
@@ -1709,7 +1745,7 @@
               <w:rPr>
                 <w:sz w:val="20"/>
               </w:rPr>
-              <w:t>0  (wenige Probleme)</w:t>
+              <w:t>1  (viele Probleme)</w:t>
             </w:r>
           </w:p>
         </w:tc>
@@ -1726,7 +1762,7 @@
           <w:color w:val="555555"/>
           <w:sz w:val="19"/>
         </w:rPr>
-        <w:t>SO.QBID = Krankenhaus-ID  ·  total_qi = Anzahl bewerteter Indikatoren  ·  auffaellig_n = davon auffällig  ·  auffaellig_quote = auffaellig_n / total_qi  ·  hat_viele_Probleme = 1 wenn Quote &gt; Median 76,92 %</w:t>
+        <w:t>SO.QBID = Krankenhaus-ID  ·  total_qi = Anzahl bewerteter Indikatoren  ·  auffaellig_n = davon auffällig  ·  auffaellig_quote = auffaellig_n / total_qi  ·  hat_viele_Probleme = 1 wenn Quote &gt; Median 5,88 %</w:t>
       </w:r>
     </w:p>
     <w:p/>
@@ -1742,6 +1778,19 @@
           <w:sz w:val="24"/>
         </w:rPr>
         <w:t>2.3  Merkmale (Features) aufbereiten</w:t>
+      </w:r>
+    </w:p>
+    <w:p>
+      <w:pPr>
+        <w:spacing w:before="0" w:after="160"/>
+      </w:pPr>
+      <w:r>
+        <w:rPr>
+          <w:b w:val="0"/>
+          <w:i w:val="0"/>
+          <w:sz w:val="22"/>
+        </w:rPr>
+        <w:t>Warum genau diese 8 Merkmale? Die Aufgabenstellung (Fragestellung.docx) fordert 5–8 aussagekräftige Strukturmerkmale und nennt dabei explizit Bettenzahl, Trägerschaft, Region, Uni-Status, Fortbildungsquote und Ärzte pro Bett als Beispiele — diese sechs wurden direkt übernommen. Pflegekräfte pro Bett und Konzernzugehörigkeit kamen nachträglich hinzu, beide auf Empfehlung der Kollegen aus dem BI-Tool-Vergleich (Personalintensität bzw. mögliche zentrale Qualitätssicherung im Konzern als plausible Zusatzhypothesen). Damit ist die von der Aufgabenstellung vorgegebene Obergrenze von 8 Merkmalen erreicht.</w:t>
       </w:r>
     </w:p>
     <w:tbl>
@@ -2201,7 +2250,20 @@
           <w:i w:val="0"/>
           <w:sz w:val="22"/>
         </w:rPr>
-        <w:t>Alle Merkmale + Ziel-Variable werden über SO.QBID per Left Join zusammengeführt:</w:t>
+        <w:t>Der Merge passiert nicht in einem einzigen Schritt, sondern schrittweise in 3 Stufen, verteilt über das Notebook — nach jeder Stufe wird die wachsende Tabelle als Data/analysetabelle.csv gespeichert, bevor die nächste Stufe darauf aufbaut:</w:t>
+      </w:r>
+    </w:p>
+    <w:p>
+      <w:pPr>
+        <w:spacing w:before="0" w:after="40"/>
+      </w:pPr>
+      <w:r>
+        <w:rPr>
+          <w:b/>
+          <w:i w:val="0"/>
+          <w:sz w:val="22"/>
+        </w:rPr>
+        <w:t>Stufe 1 (Abschnitt 4) — Ziel-Variable + Stammdaten + Fortbildungsquote:</w:t>
       </w:r>
     </w:p>
     <w:p>
@@ -2229,7 +2291,7 @@
           <w:color w:val="2C3E50"/>
           <w:sz w:val="19"/>
         </w:rPr>
-        <w:t xml:space="preserve">    .merge(so_klein,        on='SO.QBID', how='left')</w:t>
+        <w:t xml:space="preserve">    .merge(so_klein, on='SO.QBID', how='left')</w:t>
       </w:r>
     </w:p>
     <w:p>
@@ -2243,7 +2305,7 @@
           <w:color w:val="2C3E50"/>
           <w:sz w:val="19"/>
         </w:rPr>
-        <w:t xml:space="preserve">    .merge(fb_quote,        on='SO.QBID', how='left')</w:t>
+        <w:t xml:space="preserve">    .merge(fb_quote, on='SO.QBID', how='left')</w:t>
       </w:r>
     </w:p>
     <w:p>
@@ -2257,7 +2319,20 @@
           <w:color w:val="2C3E50"/>
           <w:sz w:val="19"/>
         </w:rPr>
-        <w:t xml:space="preserve">    .merge(aerzte_pro_haus, on='SO.QBID', how='left')</w:t>
+        <w:t>→ (1.821, 14)  ·  gespeichert nach Data/analysetabelle.csv</w:t>
+      </w:r>
+    </w:p>
+    <w:p>
+      <w:pPr>
+        <w:spacing w:before="0" w:after="40"/>
+      </w:pPr>
+      <w:r>
+        <w:rPr>
+          <w:b/>
+          <w:i w:val="0"/>
+          <w:sz w:val="22"/>
+        </w:rPr>
+        <w:t>Stufe 2 (Abschnitt 5.2) — Ärzte pro Bett hinzugefügt:</w:t>
       </w:r>
     </w:p>
     <w:p>
@@ -2271,7 +2346,7 @@
           <w:color w:val="2C3E50"/>
           <w:sz w:val="19"/>
         </w:rPr>
-        <w:t xml:space="preserve">    .merge(pflege_haus,     on='SO.QBID', how='left')</w:t>
+        <w:t>analyse = analyse.merge(aerzte_pro_haus[['SO.QBID','aerzte_pro_bett']], on='SO.QBID', how='left')</w:t>
       </w:r>
     </w:p>
     <w:p>
@@ -2285,7 +2360,20 @@
           <w:color w:val="2C3E50"/>
           <w:sz w:val="19"/>
         </w:rPr>
-        <w:t xml:space="preserve">    .merge(konzern_flag,    on='SO.QBID', how='left')</w:t>
+        <w:t>→ (1.821, 16)  ·  erneut gespeichert (überschreibt Stufe 1)</w:t>
+      </w:r>
+    </w:p>
+    <w:p>
+      <w:pPr>
+        <w:spacing w:before="0" w:after="40"/>
+      </w:pPr>
+      <w:r>
+        <w:rPr>
+          <w:b/>
+          <w:i w:val="0"/>
+          <w:sz w:val="22"/>
+        </w:rPr>
+        <w:t>Stufe 3 (Abschnitt 8) — Pflege pro Bett und Konzernzugehörigkeit hinzugefügt:</w:t>
       </w:r>
     </w:p>
     <w:p>
@@ -2299,9 +2387,52 @@
           <w:color w:val="2C3E50"/>
           <w:sz w:val="19"/>
         </w:rPr>
-        <w:t>→ Ergebnis: Data/analysetabelle.csv  ·  1.824 Zeilen × 18 Spalten</w:t>
+        <w:t>analyse = analyse.merge(pflege_pro_haus[['SO.QBID','pflege_pro_bett']], on='SO.QBID', how='left')</w:t>
       </w:r>
     </w:p>
+    <w:p>
+      <w:pPr>
+        <w:spacing w:before="40" w:after="40"/>
+        <w:ind w:left="454"/>
+      </w:pPr>
+      <w:r>
+        <w:rPr>
+          <w:rFonts w:ascii="Courier New" w:hAnsi="Courier New"/>
+          <w:color w:val="2C3E50"/>
+          <w:sz w:val="19"/>
+        </w:rPr>
+        <w:t>analyse = analyse.merge(konzern_flag[['SO.QBID','ist_konzern']], on='SO.QBID', how='left')</w:t>
+      </w:r>
+    </w:p>
+    <w:p>
+      <w:pPr>
+        <w:spacing w:before="40" w:after="40"/>
+        <w:ind w:left="454"/>
+      </w:pPr>
+      <w:r>
+        <w:rPr>
+          <w:rFonts w:ascii="Courier New" w:hAnsi="Courier New"/>
+          <w:color w:val="2C3E50"/>
+          <w:sz w:val="19"/>
+        </w:rPr>
+        <w:t>→ (1.821, 18)  ·  finale Version, erneut gespeichert (überschreibt Stufe 2)</w:t>
+      </w:r>
+    </w:p>
+    <w:p>
+      <w:pPr>
+        <w:spacing w:before="0" w:after="100"/>
+      </w:pPr>
+      <w:r>
+        <w:rPr>
+          <w:b w:val="0"/>
+          <w:i/>
+          <w:color w:val="555555"/>
+          <w:sz w:val="19"/>
+        </w:rPr>
+        <w:t>Insgesamt also 5 einzelne .merge()-Aufrufe über 3 Stufen, mit 3 Speichervorgängen — nicht ein einziger großer Merge am Ende, sondern eine schrittweise wachsende Tabelle, jeweils dann erweitert, wenn ein neues Merkmal fertig berechnet war.</w:t>
+      </w:r>
+    </w:p>
+    <w:p/>
     <w:p>
       <w:pPr>
         <w:spacing w:before="0" w:after="60"/>
@@ -2634,7 +2765,7 @@
           <w:color w:val="555555"/>
           <w:sz w:val="19"/>
         </w:rPr>
-        <w:t>SO.QBID ist in jeder der sechs Tabellen der gemeinsame Schlüssel — dadurch landet am Ende jede Spalte in der richtigen Zeile (= richtiges Krankenhaus), obwohl die Spalten aus fünf völlig unterschiedlichen Rohdateien stammen. how='left' mit auffaellig_quote als Basis stellt sicher, dass alle 1.824 Häuser mit Ziel-Variable erhalten bleiben, auch wenn ihnen einzelne Merkmale fehlen (z. B. keine Fortbildungsdaten → NaN bei fortbildungsquote).</w:t>
+        <w:t>SO.QBID ist in jeder der sechs Tabellen der gemeinsame Schlüssel — dadurch landet am Ende jede Spalte in der richtigen Zeile (= richtiges Krankenhaus), obwohl die Spalten aus fünf völlig unterschiedlichen Rohdateien stammen. how='left' mit auffaellig_quote als Basis stellt sicher, dass alle 1.821 Häuser mit Ziel-Variable erhalten bleiben, auch wenn ihnen einzelne Merkmale fehlen (z. B. keine Fortbildungsdaten → NaN bei fortbildungsquote).</w:t>
       </w:r>
     </w:p>
     <w:p>
@@ -2644,16 +2775,18 @@
       <w:r>
         <w:rPr>
           <w:b/>
+          <w:i w:val="0"/>
           <w:sz w:val="22"/>
         </w:rPr>
-        <w:t xml:space="preserve">Warum 1.824 Zeilen und nicht 2.310? </w:t>
+        <w:t xml:space="preserve">Warum 1.821 Zeilen und nicht 2.310? </w:t>
       </w:r>
       <w:r>
         <w:rPr>
           <w:b w:val="0"/>
+          <w:i w:val="0"/>
           <w:sz w:val="22"/>
         </w:rPr>
-        <w:t>Ausgangspunkt des Merges ist auffaellig_quote (die Ziel-Variable, 1.824 Häuser) — so_klein aus SO.csv (2.310 Häuser) wird per Left Join daran angehängt, nicht umgekehrt. Dadurch bleiben nur Häuser übrig, die auch in der Ziel-Variable vorkommen. Die übrigen 486 Häuser (2.310 − 1.824) stehen zwar in SO.csv mit Stammdaten, haben aber keine Zeile in QS.Qualitätsindikator.csv — ohne Ziel-Variable lässt sich für sie kein hat_viele_Probleme bestimmen, sie fallen beim Merge automatisch heraus.</w:t>
+        <w:t>Ausgangspunkt des Merges ist auffaellig_quote (die Ziel-Variable, 1.821 Häuser) — so_klein aus SO.csv (2.310 Häuser) wird per Left Join daran angehängt, nicht umgekehrt. Dadurch bleiben nur Häuser übrig, die auch in der Ziel-Variable vorkommen. In zwei Schritten werden es weniger: 486 Häuser (2.310 − 1.824) stehen zwar in SO.csv mit Stammdaten, haben aber keine Zeile in QS.Qualitätsindikator.csv überhaupt. Von den verbliebenen 1.824 haben zusätzlich 3 Häuser unter der korrigierten Definition keine einzige bewertbare Zeile mehr (siehe Abschnitt 2.2) — macht zusammen 489 fehlende Häuser und 1.821 übrige.</w:t>
       </w:r>
     </w:p>
     <w:p>
@@ -2673,6 +2806,29 @@
           <w:sz w:val="28"/>
         </w:rPr>
         <w:t>3  Baustein 2 — Deskriptive Analyse  (Woche 2)</w:t>
+      </w:r>
+    </w:p>
+    <w:p>
+      <w:pPr>
+        <w:spacing w:before="0" w:after="160"/>
+      </w:pPr>
+      <w:r>
+        <w:rPr>
+          <w:b/>
+          <w:i/>
+          <w:color w:val="555555"/>
+          <w:sz w:val="22"/>
+        </w:rPr>
+        <w:t xml:space="preserve">Korrektur (Stand 2026-08-14): </w:t>
+      </w:r>
+      <w:r>
+        <w:rPr>
+          <w:b w:val="0"/>
+          <w:i/>
+          <w:color w:val="555555"/>
+          <w:sz w:val="22"/>
+        </w:rPr>
+        <w:t>Die Ziel-Variable hat_viele_Probleme wurde korrigiert (siehe Abschnitt 2.2) — 72,5 % der Krankenhäuser wechseln dadurch die Gruppe (viele/wenige Probleme). Alle Grafiken und Kernaussagen in diesem Abschnitt 3 wurden mit Notebooks/02_Analyse.ipynb gegen die korrigierte Data/analysetabelle.csv neu berechnet und sind aktuell.</w:t>
       </w:r>
     </w:p>
     <w:p>
@@ -2790,7 +2946,7 @@
               <w:rPr>
                 <w:sz w:val="20"/>
               </w:rPr>
-              <w:t>Zielvariable linkssteil verteilt, Median 77 % — Ausgangspunkt aller Vergleiche</w:t>
+              <w:t>Zielvariable rechtsschief verteilt, Median 5,88 % — Ausgangspunkt aller Vergleiche</w:t>
             </w:r>
           </w:p>
         </w:tc>
@@ -2818,7 +2974,7 @@
               <w:rPr>
                 <w:sz w:val="20"/>
               </w:rPr>
-              <w:t>Häuser mit wenigen vs. vielen Qualitätsproblemen unterscheiden sich in der Bettenzahl kaum (Md 214 vs. 170, Bereiche überlappen stark)</w:t>
+              <w:t>Schwacher, aber messbarer Zusammenhang (Md 166 vs. 220, r=+0,14) — Häuser mit vielen Problemen tendenziell größer, Bereiche überlappen stark</w:t>
             </w:r>
           </w:p>
         </w:tc>
@@ -2846,7 +3002,7 @@
               <w:rPr>
                 <w:sz w:val="20"/>
               </w:rPr>
-              <w:t>Klarster Unterschied: Häuser mit vielen Qualitätsproblemen — privat 56,5 % vs. öffentlich 46,7 %</w:t>
+              <w:t>Optisch sichtbar (öffentlich 53,5 % vs. privat 43,8 %), aber laut ANOVA NICHT statistisch signifikant (p=0,969)</w:t>
             </w:r>
           </w:p>
         </w:tc>
@@ -2874,7 +3030,7 @@
               <w:rPr>
                 <w:sz w:val="20"/>
               </w:rPr>
-              <w:t>Anteil mit vielen Qualitätsproblemen bei Uni-Kliniken (47,3 %) vs. normalen Häusern (49,4 %) fast gleich</w:t>
+              <w:t>Deutlicher Unterschied: Uni-Kliniken (68,5 %) vs. normale Häuser (48,7 %) — bei kleiner Fallzahl (n=92) mit Vorsicht zu lesen</w:t>
             </w:r>
           </w:p>
         </w:tc>
@@ -2902,7 +3058,7 @@
               <w:rPr>
                 <w:sz w:val="20"/>
               </w:rPr>
-              <w:t>Fortbildung ohne Effekt · Ärzte pro Bett bei Häusern mit vielen Problemen niedriger — wichtigstes Merkmal</w:t>
+              <w:t>Fortbildung ohne Effekt · Ärzte pro Bett bei Häusern mit vielen Problemen höher — wichtigstes Merkmal</w:t>
             </w:r>
           </w:p>
         </w:tc>
@@ -2958,7 +3114,7 @@
               <w:rPr>
                 <w:sz w:val="20"/>
               </w:rPr>
-              <w:t>Kompakte Übersicht: Ärzte/Bett und Pflege/Bett korrelieren am stärksten mit vielen Qualitätsproblemen</w:t>
+              <w:t>Kompakte Übersicht: Ärzte/Bett und Pflege/Bett korrelieren am stärksten (positiv) mit vielen Qualitätsproblemen</w:t>
             </w:r>
           </w:p>
         </w:tc>
@@ -3014,7 +3170,7 @@
               <w:rPr>
                 <w:sz w:val="20"/>
               </w:rPr>
-              <w:t>Private Häuser sind im Schnitt kleiner (Md 125 vs. 233 Betten) — die Bettengröße könnte den Träger-Befund aus Grafik 3 verzerren: kleine Häuser schwanken pro Indikator stärker rein zufällig, was fälschlich wie ein Träger-Effekt aussehen kann</w:t>
+              <w:t>Private Häuser sind im Schnitt kleiner (Md 125 vs. 232 Betten) — bleibt als methodischer Punkt relevant, ist aber zweitrangig, da schon die ANOVA in Grafik 3 keinen Trägereffekt findet</w:t>
             </w:r>
           </w:p>
         </w:tc>
@@ -3042,7 +3198,7 @@
               <w:rPr>
                 <w:sz w:val="20"/>
               </w:rPr>
-              <w:t>Gleiches Muster wie Ärzte/Bett — zweitwichtigstes Merkmal</w:t>
+              <w:t>Gleiches Muster wie Ärzte/Bett — drittwichtigstes Merkmal</w:t>
             </w:r>
           </w:p>
         </w:tc>
@@ -3070,7 +3226,7 @@
               <w:rPr>
                 <w:sz w:val="20"/>
               </w:rPr>
-              <w:t>Kein Unterschied zwischen Konzern- und unabhängigen Häusern</w:t>
+              <w:t>Kein statistisch signifikanter Unterschied zwischen Konzern- und unabhängigen Häusern (Chi² p=0,2585)</w:t>
             </w:r>
           </w:p>
         </w:tc>
@@ -3088,7 +3244,7 @@
           <w:color w:val="555555"/>
           <w:sz w:val="20"/>
         </w:rPr>
-        <w:t>Grafik 1 — Verteilung der auffällig-Quote (Median 77 %, linkssteil)</w:t>
+        <w:t>Grafik 1 — Verteilung der auffällig-Quote (Median 5,88 %, rechtsschief)</w:t>
       </w:r>
     </w:p>
     <w:p>
@@ -3099,7 +3255,7 @@
       <w:r>
         <w:drawing>
           <wp:inline xmlns:a="http://schemas.openxmlformats.org/drawingml/2006/main" xmlns:pic="http://schemas.openxmlformats.org/drawingml/2006/picture">
-            <wp:extent cx="4680000" cy="2340000"/>
+            <wp:extent cx="4680000" cy="2636381"/>
             <wp:docPr id="2" name="Picture 2"/>
             <wp:cNvGraphicFramePr>
               <a:graphicFrameLocks noChangeAspect="1"/>
@@ -3120,7 +3276,7 @@
                   <pic:spPr>
                     <a:xfrm>
                       <a:off x="0" y="0"/>
-                      <a:ext cx="4680000" cy="2340000"/>
+                      <a:ext cx="4680000" cy="2636381"/>
                     </a:xfrm>
                     <a:prstGeom prst="rect"/>
                   </pic:spPr>
@@ -3147,7 +3303,7 @@
           <w:color w:val="555555"/>
           <w:sz w:val="19"/>
         </w:rPr>
-        <w:t>Warum wichtig: Zeigt, wie die Ziel-Variable selbst verteilt ist, bevor überhaupt etwas verglichen wird — Grundvoraussetzung für alle folgenden Auswertungen. Die auffällige Spitze bei 100 % (21,5 % der Häuser) kommt von Häusern mit nur sehr wenigen bewerteten Indikatoren und ist bei der Interpretation aller weiteren Ergebnisse zu berücksichtigen.</w:t>
+        <w:t>Warum wichtig: Zeigt, wie die Ziel-Variable selbst verteilt ist, bevor überhaupt etwas verglichen wird — Grundvoraussetzung für alle folgenden Auswertungen. Die auffällige Spitze bei 0 % (28,2 % der Häuser) zeigt: die meisten Häuser haben nur sehr wenige auffällige Indikatoren — 'viele Probleme' ist eine relative, keine absolute Aussage.</w:t>
       </w:r>
     </w:p>
     <w:p>
@@ -3161,7 +3317,7 @@
           <w:color w:val="555555"/>
           <w:sz w:val="20"/>
         </w:rPr>
-        <w:t>Grafik 2 — Bettenzahl: Wenige Probleme Md=214, Viele Probleme Md=170</w:t>
+        <w:t>Grafik 2 — Bettenzahl: Wenige Probleme Md=166, Viele Probleme Md=220</w:t>
       </w:r>
     </w:p>
     <w:p>
@@ -3172,7 +3328,7 @@
       <w:r>
         <w:drawing>
           <wp:inline xmlns:a="http://schemas.openxmlformats.org/drawingml/2006/main" xmlns:pic="http://schemas.openxmlformats.org/drawingml/2006/picture">
-            <wp:extent cx="4680000" cy="5360548"/>
+            <wp:extent cx="4680000" cy="5528878"/>
             <wp:docPr id="3" name="Picture 3"/>
             <wp:cNvGraphicFramePr>
               <a:graphicFrameLocks noChangeAspect="1"/>
@@ -3193,7 +3349,7 @@
                   <pic:spPr>
                     <a:xfrm>
                       <a:off x="0" y="0"/>
-                      <a:ext cx="4680000" cy="5360548"/>
+                      <a:ext cx="4680000" cy="5528878"/>
                     </a:xfrm>
                     <a:prstGeom prst="rect"/>
                   </pic:spPr>
@@ -3220,7 +3376,7 @@
           <w:color w:val="555555"/>
           <w:sz w:val="19"/>
         </w:rPr>
-        <w:t>Warum wichtig: Prüft die naheliegende Hypothese 'größere Häuser = andere Auffälligkeit'. Die Wertebereiche beider Gruppen überlappen sich fast vollständig — Bettenzahl allein erklärt kaum etwas, ein wichtiger Ausschluss-Befund für die weitere Merkmalsauswahl.</w:t>
+        <w:t>Warum wichtig: Prüft die naheliegende Hypothese 'größere Häuser = andere Auffälligkeit'. Häuser mit vielen Problemen sind im Median größer (220 vs. 166 Betten). Die Korrelation ist mit r=+0,14 aber schwach: Bei dieser Stichprobengröße (1.821 Häuser) werden schon kleine Effekte statistisch signifikant, ohne praktisch groß zu sein. Die Wertebereiche beider Gruppen überlappen stark — Bettenzahl allein hat kaum Vorhersagekraft, welcher Gruppe ein Haus angehört.</w:t>
       </w:r>
     </w:p>
     <w:p>
@@ -3234,7 +3390,7 @@
           <w:color w:val="555555"/>
           <w:sz w:val="20"/>
         </w:rPr>
-        <w:t>Grafik 3 — Trägerschaft: Private Häuser mit höchstem Auffälligkeitsanteil</w:t>
+        <w:t>Grafik 3 — Trägerschaft: Öffentliche Häuser mit höchstem Auffälligkeitsanteil</w:t>
       </w:r>
     </w:p>
     <w:p>
@@ -3245,7 +3401,7 @@
       <w:r>
         <w:drawing>
           <wp:inline xmlns:a="http://schemas.openxmlformats.org/drawingml/2006/main" xmlns:pic="http://schemas.openxmlformats.org/drawingml/2006/picture">
-            <wp:extent cx="4680000" cy="2925000"/>
+            <wp:extent cx="4680000" cy="3194286"/>
             <wp:docPr id="4" name="Picture 4"/>
             <wp:cNvGraphicFramePr>
               <a:graphicFrameLocks noChangeAspect="1"/>
@@ -3266,7 +3422,7 @@
                   <pic:spPr>
                     <a:xfrm>
                       <a:off x="0" y="0"/>
-                      <a:ext cx="4680000" cy="2925000"/>
+                      <a:ext cx="4680000" cy="3194286"/>
                     </a:xfrm>
                     <a:prstGeom prst="rect"/>
                   </pic:spPr>
@@ -3293,7 +3449,7 @@
           <w:color w:val="555555"/>
           <w:sz w:val="19"/>
         </w:rPr>
-        <w:t>Warum wichtig: Der optisch klarste Unterschied der gesamten Analyse (privat 56,5 % vs. öffentlich 46,7 % vs. freigemeinnützig 46,4 %) — später per ANOVA statistisch bestätigt (F=11,3, p&lt;0,001). Muss aber zusammen mit Grafik 10 gelesen werden, da ein Störfaktor dahinterstecken könnte.</w:t>
+        <w:t>Warum wichtig: Optisch der auffälligste Unterschied der gesamten Analyse (öffentlich 53,5 % vs. freigemeinnützig 50,6 % vs. privat 43,8 %) — die spätere ANOVA auf der stetigen Quote zeigt aber: F=0,031, p=0,969, NICHT signifikant. Die drei Trägerarten unterscheiden sich im Mittelwert der Quote praktisch nicht (8,56 % / 8,57 % / 8,72 %) — der Unterschied in den Prozentsätzen entsteht erst durch den Median-Split. Eine der wichtigsten Erkenntnisse der Korrektur.</w:t>
       </w:r>
     </w:p>
     <w:p>
@@ -3307,7 +3463,7 @@
           <w:color w:val="555555"/>
           <w:sz w:val="20"/>
         </w:rPr>
-        <w:t>Grafik 4 — Uni-Kliniken (47,3 %) vs. normale Häuser (49,4 %)</w:t>
+        <w:t>Grafik 4 — Uni-Kliniken (68,5 %) vs. normale Häuser (48,7 %)</w:t>
       </w:r>
     </w:p>
     <w:p>
@@ -3318,7 +3474,7 @@
       <w:r>
         <w:drawing>
           <wp:inline xmlns:a="http://schemas.openxmlformats.org/drawingml/2006/main" xmlns:pic="http://schemas.openxmlformats.org/drawingml/2006/picture">
-            <wp:extent cx="4680000" cy="3120000"/>
+            <wp:extent cx="4680000" cy="3414619"/>
             <wp:docPr id="5" name="Picture 5"/>
             <wp:cNvGraphicFramePr>
               <a:graphicFrameLocks noChangeAspect="1"/>
@@ -3339,7 +3495,7 @@
                   <pic:spPr>
                     <a:xfrm>
                       <a:off x="0" y="0"/>
-                      <a:ext cx="4680000" cy="3120000"/>
+                      <a:ext cx="4680000" cy="3414619"/>
                     </a:xfrm>
                     <a:prstGeom prst="rect"/>
                   </pic:spPr>
@@ -3366,7 +3522,7 @@
           <w:color w:val="555555"/>
           <w:sz w:val="19"/>
         </w:rPr>
-        <w:t>Warum wichtig: Testet, ob spezialisierte Häuser mit komplexeren Fällen anders abschneiden. Praktisch kein Unterschied — ein weiterer Ausschluss-Befund, der zeigt, dass nicht jedes plausible Merkmal auch tatsächlich einen Zusammenhang zeigt.</w:t>
+        <w:t>Warum wichtig: Testet, ob spezialisierte Häuser mit komplexeren Fällen anders abschneiden. Deutlicher Unterschied — plausibel, da Uni-Kliniken öfter Hochrisikofälle behandeln, an denen die auf Standardfälle kalibrierten Indikatoren häufiger anschlagen. Bei nur 92 Uni-Kliniken im Datensatz ist das Ergebnis trotzdem mit Vorsicht zu lesen.</w:t>
       </w:r>
     </w:p>
     <w:p>
@@ -3391,7 +3547,7 @@
       <w:r>
         <w:drawing>
           <wp:inline xmlns:a="http://schemas.openxmlformats.org/drawingml/2006/main" xmlns:pic="http://schemas.openxmlformats.org/drawingml/2006/picture">
-            <wp:extent cx="4680000" cy="1950000"/>
+            <wp:extent cx="4680000" cy="2076773"/>
             <wp:docPr id="6" name="Picture 6"/>
             <wp:cNvGraphicFramePr>
               <a:graphicFrameLocks noChangeAspect="1"/>
@@ -3412,7 +3568,7 @@
                   <pic:spPr>
                     <a:xfrm>
                       <a:off x="0" y="0"/>
-                      <a:ext cx="4680000" cy="1950000"/>
+                      <a:ext cx="4680000" cy="2076773"/>
                     </a:xfrm>
                     <a:prstGeom prst="rect"/>
                   </pic:spPr>
@@ -3439,7 +3595,7 @@
           <w:color w:val="555555"/>
           <w:sz w:val="19"/>
         </w:rPr>
-        <w:t>Warum wichtig: Die entscheidende Weiche der gesamten Analyse. Fortbildungsquote zeigt keinerlei Unterschied (Md=0,667 in beiden Gruppen) und wird verworfen. Ärzte pro Bett zeigt eine sichtbare Verschiebung (Md 0,468 vs. 0,390) — bestätigt sich später per T-Test (t=6,002, p&lt;0,001) als stärkstes Einzelmerkmal und höchste Feature Importance im späteren Decision Tree.</w:t>
+        <w:t>Warum wichtig: Die entscheidende Weiche der gesamten Analyse. Fortbildungsquote zeigt keinerlei Unterschied (Md=0,667 in beiden Gruppen) und wird verworfen. Ärzte pro Bett zeigt eine sichtbare Verschiebung (Md 0,382 vs. 0,470, Häuser mit vielen Problemen haben MEHR Ärzte pro Bett) — bestätigt sich später per T-Test (t=−9,13, p&lt;0,0001) als stärkstes Einzelmerkmal und höchste Feature Importance im späteren Decision Tree.</w:t>
       </w:r>
     </w:p>
     <w:p>
@@ -3453,7 +3609,7 @@
           <w:color w:val="555555"/>
           <w:sz w:val="20"/>
         </w:rPr>
-        <w:t>Grafik 7 — Bundesland: Saarland 63,2 % (n=19) vs. Berlin 33,3 % (n=54)</w:t>
+        <w:t>Grafik 7 — Bundesland: Rheinland-Pfalz 64,0 % (n=89) vs. Thüringen 36,0 % (n=50)</w:t>
       </w:r>
     </w:p>
     <w:p>
@@ -3464,7 +3620,7 @@
       <w:r>
         <w:drawing>
           <wp:inline xmlns:a="http://schemas.openxmlformats.org/drawingml/2006/main" xmlns:pic="http://schemas.openxmlformats.org/drawingml/2006/picture">
-            <wp:extent cx="4680000" cy="2808000"/>
+            <wp:extent cx="4680000" cy="2882384"/>
             <wp:docPr id="7" name="Picture 7"/>
             <wp:cNvGraphicFramePr>
               <a:graphicFrameLocks noChangeAspect="1"/>
@@ -3485,7 +3641,7 @@
                   <pic:spPr>
                     <a:xfrm>
                       <a:off x="0" y="0"/>
-                      <a:ext cx="4680000" cy="2808000"/>
+                      <a:ext cx="4680000" cy="2882384"/>
                     </a:xfrm>
                     <a:prstGeom prst="rect"/>
                   </pic:spPr>
@@ -3512,7 +3668,7 @@
           <w:color w:val="555555"/>
           <w:sz w:val="19"/>
         </w:rPr>
-        <w:t>Warum wichtig: Prüft, ob Region/Landesvorgaben eine Rolle spielen. Sichtbare Unterschiede, aber mit Vorsicht zu lesen: kleine Bundesländer haben wenige Häuser, ein einzelnes Haus kann den Landeswert stark verschieben.</w:t>
+        <w:t>Warum wichtig: Prüft, ob Region/Landesvorgaben eine Rolle spielen. Sichtbare Unterschiede, aber mit Vorsicht zu lesen: manche Bundesländer haben nur wenige Häuser (z. B. Bremen: n=14) — dort kann ein einzelnes Haus den Landeswert stark verschieben.</w:t>
       </w:r>
     </w:p>
     <w:p>
@@ -3537,7 +3693,7 @@
       <w:r>
         <w:drawing>
           <wp:inline xmlns:a="http://schemas.openxmlformats.org/drawingml/2006/main" xmlns:pic="http://schemas.openxmlformats.org/drawingml/2006/picture">
-            <wp:extent cx="4680000" cy="3510000"/>
+            <wp:extent cx="4680000" cy="4180245"/>
             <wp:docPr id="8" name="Picture 8"/>
             <wp:cNvGraphicFramePr>
               <a:graphicFrameLocks noChangeAspect="1"/>
@@ -3558,7 +3714,7 @@
                   <pic:spPr>
                     <a:xfrm>
                       <a:off x="0" y="0"/>
-                      <a:ext cx="4680000" cy="3510000"/>
+                      <a:ext cx="4680000" cy="4180245"/>
                     </a:xfrm>
                     <a:prstGeom prst="rect"/>
                   </pic:spPr>
@@ -3585,7 +3741,7 @@
           <w:color w:val="555555"/>
           <w:sz w:val="19"/>
         </w:rPr>
-        <w:t>Warum wichtig: Fasst die gesamte deskriptive Analyse in einer Zahl pro Merkmal zusammen — die kompakteste Übersicht, welches Merkmal am stärksten mit hat_viele_Probleme zusammenhängt (aerzte_pro_bett und pflege_pro_bett vorn, ist_konzern und fortbildungsquote praktisch bei null).</w:t>
+        <w:t>Warum wichtig: Fasst die gesamte deskriptive Analyse in einer Zahl pro Merkmal zusammen — die kompakteste Übersicht, welches Merkmal am stärksten mit hat_viele_Probleme zusammenhängt. Alle Korrelationen sind jetzt positiv: total_qi (r=+0,24, Strukturartefakt) vorn, dann aerzte_pro_bett (r=+0,21) und pflege_pro_bett (r=+0,17); ist_konzern und fortbildungsquote bleiben praktisch bei null.</w:t>
       </w:r>
     </w:p>
     <w:p>
@@ -3610,7 +3766,7 @@
       <w:r>
         <w:drawing>
           <wp:inline xmlns:a="http://schemas.openxmlformats.org/drawingml/2006/main" xmlns:pic="http://schemas.openxmlformats.org/drawingml/2006/picture">
-            <wp:extent cx="4680000" cy="2925000"/>
+            <wp:extent cx="4680000" cy="3178547"/>
             <wp:docPr id="9" name="Picture 9"/>
             <wp:cNvGraphicFramePr>
               <a:graphicFrameLocks noChangeAspect="1"/>
@@ -3631,7 +3787,7 @@
                   <pic:spPr>
                     <a:xfrm>
                       <a:off x="0" y="0"/>
-                      <a:ext cx="4680000" cy="2925000"/>
+                      <a:ext cx="4680000" cy="3178547"/>
                     </a:xfrm>
                     <a:prstGeom prst="rect"/>
                   </pic:spPr>
@@ -3672,7 +3828,7 @@
           <w:color w:val="555555"/>
           <w:sz w:val="20"/>
         </w:rPr>
-        <w:t>Grafik 10 — Störfaktor: Private Häuser (Md 125 Betten) deutlich kleiner als öffentliche (233)</w:t>
+        <w:t>Grafik 10 — Störfaktor: Private Häuser (Md 125 Betten) deutlich kleiner als öffentliche (232)</w:t>
       </w:r>
     </w:p>
     <w:p>
@@ -3683,7 +3839,7 @@
       <w:r>
         <w:drawing>
           <wp:inline xmlns:a="http://schemas.openxmlformats.org/drawingml/2006/main" xmlns:pic="http://schemas.openxmlformats.org/drawingml/2006/picture">
-            <wp:extent cx="4680000" cy="2925000"/>
+            <wp:extent cx="4680000" cy="3155754"/>
             <wp:docPr id="10" name="Picture 10"/>
             <wp:cNvGraphicFramePr>
               <a:graphicFrameLocks noChangeAspect="1"/>
@@ -3704,7 +3860,7 @@
                   <pic:spPr>
                     <a:xfrm>
                       <a:off x="0" y="0"/>
-                      <a:ext cx="4680000" cy="2925000"/>
+                      <a:ext cx="4680000" cy="3155754"/>
                     </a:xfrm>
                     <a:prstGeom prst="rect"/>
                   </pic:spPr>
@@ -3731,7 +3887,7 @@
           <w:color w:val="555555"/>
           <w:sz w:val="19"/>
         </w:rPr>
-        <w:t>Warum wichtig: Der kritischste Kontroll-Befund im ganzen Notebook. Er zeigt, dass der Träger-Effekt aus Grafik 3 teilweise ein versteckter Größen-Effekt sein könnte — kleinere Häuser haben pro Indikator weniger Fälle und damit mehr statistische Schwankung. Ohne diese Grafik würde man 'privat = schlechter' zu unkritisch stehen lassen.</w:t>
+        <w:t>Warum wichtig: Ein methodisch relevanter Kontroll-Befund, jetzt aber zweitrangig: Da die ANOVA in Grafik 3 schon auf Ebene der stetigen Quote keinen Trägereffekt findet, muss hier auch nichts mehr bereinigt werden. Zeigt aber weiterhin, wie wichtig es war, diesen Störfaktor überhaupt zu prüfen, bevor man aus Grafik 3 vorschnell 'privat = schlechter' geschlossen hätte.</w:t>
       </w:r>
     </w:p>
     <w:p>
@@ -3745,7 +3901,7 @@
           <w:color w:val="555555"/>
           <w:sz w:val="20"/>
         </w:rPr>
-        <w:t>Grafik 11 — Pflegekräfte pro Bett: Wenige Probleme Md=1,041, Viele Probleme Md=0,892</w:t>
+        <w:t>Grafik 11 — Pflegekräfte pro Bett: Wenige Probleme Md=0,891, Viele Probleme Md=1,047</w:t>
       </w:r>
     </w:p>
     <w:p>
@@ -3756,7 +3912,7 @@
       <w:r>
         <w:drawing>
           <wp:inline xmlns:a="http://schemas.openxmlformats.org/drawingml/2006/main" xmlns:pic="http://schemas.openxmlformats.org/drawingml/2006/picture">
-            <wp:extent cx="4680000" cy="3342857"/>
+            <wp:extent cx="4680000" cy="3049951"/>
             <wp:docPr id="11" name="Picture 11"/>
             <wp:cNvGraphicFramePr>
               <a:graphicFrameLocks noChangeAspect="1"/>
@@ -3777,7 +3933,7 @@
                   <pic:spPr>
                     <a:xfrm>
                       <a:off x="0" y="0"/>
-                      <a:ext cx="4680000" cy="3342857"/>
+                      <a:ext cx="4680000" cy="3049951"/>
                     </a:xfrm>
                     <a:prstGeom prst="rect"/>
                   </pic:spPr>
@@ -3804,7 +3960,7 @@
           <w:color w:val="555555"/>
           <w:sz w:val="19"/>
         </w:rPr>
-        <w:t>Warum wichtig: Zeigt dasselbe Muster wie Ärzte pro Bett und bestätigt sich später ebenfalls per T-Test (p&lt;0,001) — wird zum zweitwichtigsten Merkmal im Decision Tree. Die Ähnlichkeit zu Grafik 6 ist zugleich ein Hinweis auf Multikollinearität (beide Merkmale korrelieren auch untereinander).</w:t>
+        <w:t>Warum wichtig: Zeigt dasselbe (jetzt positive) Muster wie Ärzte pro Bett und bestätigt sich später ebenfalls per T-Test (t=−7,51, p&lt;0,0001) — wird zum drittwichtigsten Merkmal im Decision Tree. Die Ähnlichkeit zu Grafik 6 ist zugleich ein Hinweis auf Multikollinearität (beide Merkmale korrelieren auch untereinander, r=0,58).</w:t>
       </w:r>
     </w:p>
     <w:p>
@@ -3818,7 +3974,7 @@
           <w:color w:val="555555"/>
           <w:sz w:val="20"/>
         </w:rPr>
-        <w:t>Grafik 12 — Konzernhaus (49,7 %) vs. unabhängiges Haus (49,2 %)</w:t>
+        <w:t>Grafik 12 — Konzernhaus (52,5 %) vs. unabhängiges Haus (49,0 %)</w:t>
       </w:r>
     </w:p>
     <w:p>
@@ -3829,7 +3985,7 @@
       <w:r>
         <w:drawing>
           <wp:inline xmlns:a="http://schemas.openxmlformats.org/drawingml/2006/main" xmlns:pic="http://schemas.openxmlformats.org/drawingml/2006/picture">
-            <wp:extent cx="4680000" cy="3120000"/>
+            <wp:extent cx="4680000" cy="3414619"/>
             <wp:docPr id="12" name="Picture 12"/>
             <wp:cNvGraphicFramePr>
               <a:graphicFrameLocks noChangeAspect="1"/>
@@ -3850,7 +4006,7 @@
                   <pic:spPr>
                     <a:xfrm>
                       <a:off x="0" y="0"/>
-                      <a:ext cx="4680000" cy="3120000"/>
+                      <a:ext cx="4680000" cy="3414619"/>
                     </a:xfrm>
                     <a:prstGeom prst="rect"/>
                   </pic:spPr>
@@ -3877,7 +4033,7 @@
           <w:color w:val="555555"/>
           <w:sz w:val="19"/>
         </w:rPr>
-        <w:t>Warum wichtig: Testet eine von Kollegen vorgeschlagene Hypothese (zentrale Qualitätssicherung im Konzern). Praktisch identische Werte — später per Chi²-Test bestätigt (p=0,90, klar nicht signifikant). Bewusst trotzdem im Modell belassen: 'Kein Zusammenhang' ist ein valider, dokumentierter Befund.</w:t>
+        <w:t>Warum wichtig: Testet eine von Kollegen vorgeschlagene Hypothese (zentrale Qualitätssicherung im Konzern). Leicht unterschiedliche Werte, aber per Chi²-Test bestätigt: p=0,2585, klar nicht signifikant. Bewusst trotzdem im Modell belassen: 'Kein Zusammenhang' ist ein valider, dokumentierter Befund.</w:t>
       </w:r>
     </w:p>
     <w:p>
@@ -3917,7 +4073,7 @@
           <w:i w:val="0"/>
           <w:sz w:val="22"/>
         </w:rPr>
-        <w:t>Warum ist das wichtig? Die Grafiken zeigen Unterschiede zwischen den beiden Gruppen — z. B. weniger Ärzte und Pflegekräfte pro Bett bei Häusern mit vielen Qualitätsproblemen. Ein optisch sichtbarer Unterschied in einer Stichprobe von 1.824 Häusern beweist aber noch nicht, dass dieser Unterschied real ist und nicht nur zufällige Schwankung. Die Inferenzstatistik liefert genau diesen Nachweis: Sie berechnet, wie wahrscheinlich der beobachtete Unterschied wäre, wenn es in Wirklichkeit gar keinen echten Zusammenhang gäbe. Damit lässt sich zwischen 'zufälliger Schwankung' und 'statistisch abgesichertem Befund' unterscheiden — eine notwendige Ergänzung zur rein deskriptiven Analyse, bevor belastbare Schlussfolgerungen für die Gesamtheit aller deutschen Krankenhäuser gezogen werden können.</w:t>
+        <w:t>Warum ist das wichtig? Die Grafiken zeigen Unterschiede zwischen den beiden Gruppen — z. B. mehr Ärzte und Pflegekräfte pro Bett bei Häusern mit vielen Qualitätsproblemen. Ein optisch sichtbarer Unterschied in einer Stichprobe von 1.821 Häusern beweist aber noch nicht, dass dieser Unterschied real ist und nicht nur zufällige Schwankung. Die Inferenzstatistik liefert genau diesen Nachweis: Sie berechnet, wie wahrscheinlich der beobachtete Unterschied wäre, wenn es in Wirklichkeit gar keinen echten Zusammenhang gäbe. Damit lässt sich zwischen 'zufälliger Schwankung' und 'statistisch abgesichertem Befund' unterscheiden — eine notwendige Ergänzung zur rein deskriptiven Analyse, bevor belastbare Schlussfolgerungen für die Gesamtheit aller deutschen Krankenhäuser gezogen werden können.</w:t>
       </w:r>
     </w:p>
     <w:sectPr>

--- a/Doku/Dozent/Fortschrittsbericht_Qualitaets_Muster_Finder.docx
+++ b/Doku/Dozent/Fortschrittsbericht_Qualitaets_Muster_Finder.docx
@@ -25,7 +25,7 @@
           <w:color w:val="555555"/>
           <w:sz w:val="28"/>
         </w:rPr>
-        <w:t>Fortschrittsbericht — Anfang Woche 3</w:t>
+        <w:t>Fortschrittsbericht — Anfang Woche 4 (Dienstag)</w:t>
       </w:r>
     </w:p>
     <w:p/>
@@ -38,7 +38,7 @@
           <w:color w:val="555555"/>
           <w:sz w:val="22"/>
         </w:rPr>
-        <w:t>Datenanalyse-Projekt · 14.08.2026</w:t>
+        <w:t>Datenanalyse-Projekt · 18.08.2026</w:t>
         <w:br/>
         <w:t>Datenbasis: IQTIG Qualitätsberichte 2023 · 1.821 Krankenhäuser</w:t>
       </w:r>
@@ -56,7 +56,7 @@
           <w:color w:val="555555"/>
           <w:sz w:val="22"/>
         </w:rPr>
-        <w:t>Dieser Bericht dokumentiert den Projektfortschritt nach Abschluss der ersten zwei Arbeitswochen. Gezeigt werden die Aufgaben, die laut Projektplan bis zu diesem Zeitpunkt erledigt sein sollten: Datenvorbereitung (Baustein 1) und Deskriptive Analyse (Baustein 2). Die Umsetzung dieser Schritte erfolgte mit Python und Power BI.</w:t>
+        <w:t>Dieser Bericht dokumentiert den Projektfortschritt zu Beginn der vierten Arbeitswoche (Dienstag). Gezeigt werden die Aufgaben, die laut Projektplan bis zu diesem Zeitpunkt erledigt sein sollten: Datenvorbereitung (Baustein 1), Deskriptive Analyse (Baustein 2), die ersten beiden Dashboard-Seiten „Übersicht“ und „Vergleiche“ (Baustein 3, Woche 3) sowie Split, Basislinie und Training des Entscheidungsbaums (Baustein 4, Woche 4 Tag 1). Die Modellbewertung (Woche 4 Tag 2) ist laut Plan für heute vorgesehen und wird im nächsten Bericht ergänzt. Die Umsetzung dieser Schritte erfolgte mit Python und Power BI.</w:t>
       </w:r>
     </w:p>
     <w:p>
@@ -89,7 +89,532 @@
           <w:color w:val="BF5A00"/>
           <w:sz w:val="24"/>
         </w:rPr>
-        <w:t>1.1  Fragestellung</w:t>
+        <w:t>1.1  Hinweis zur Interpretation der Bewertungscodes</w:t>
+      </w:r>
+    </w:p>
+    <w:p>
+      <w:pPr>
+        <w:spacing w:before="0" w:after="100"/>
+      </w:pPr>
+      <w:r>
+        <w:rPr>
+          <w:b w:val="0"/>
+          <w:i w:val="0"/>
+          <w:sz w:val="22"/>
+        </w:rPr>
+        <w:t>Im Verlauf von Baustein 2 fiel beim Abgleich mit den Kollegen aus dem BI-Team auf, dass deren Power-BI-Auswertung zu einem anderen Ergebnis kam als unsere Python-Auswertung, obwohl beide auf denselben Rohdaten aufsetzen. Das war der Anlass, die Interpretation der Bewertungsspalte QSErgBewStrukDialog noch einmal genau zu prüfen.</w:t>
+      </w:r>
+    </w:p>
+    <w:p>
+      <w:pPr>
+        <w:spacing w:before="0" w:after="100"/>
+      </w:pPr>
+      <w:r>
+        <w:rPr>
+          <w:b w:val="0"/>
+          <w:i w:val="0"/>
+          <w:sz w:val="22"/>
+        </w:rPr>
+        <w:t>Dabei wurde ein offizielles IQTIG-Dokument gefunden ('Bericht zum Strukturierten Dialog 2021, Erfassungsjahr 2020'), das die Bedeutung aller sieben Bewertungscodes eindeutig dokumentiert. Der Abgleich zeigte: Die Codes waren zuvor anders interpretiert, als es die offizielle IQTIG-Definition vorsieht.</w:t>
+      </w:r>
+    </w:p>
+    <w:p>
+      <w:pPr>
+        <w:spacing w:before="0" w:after="160"/>
+      </w:pPr>
+      <w:r>
+        <w:rPr>
+          <w:b w:val="0"/>
+          <w:i w:val="0"/>
+          <w:sz w:val="22"/>
+        </w:rPr>
+        <w:t>Daraufhin wurde die Interpretation in Notebooks/01_Exploration.ipynb (Berechnung der Ziel-Variable) und Notebooks/02_Analyse.ipynb (darauf aufbauende Auswertung) auf die im IQTIG-Dokument belegte Umrechnung der Codes umgestellt. Damit kommen unsere Python-Auswertung und die Power-BI-Auswertung der Kollegen jetzt auf einen gemeinsamen Nenner.</w:t>
+      </w:r>
+    </w:p>
+    <w:tbl>
+      <w:tblPr>
+        <w:tblStyle w:val="TableGrid"/>
+        <w:tblW w:type="auto" w:w="0"/>
+        <w:tblLook w:firstColumn="1" w:firstRow="1" w:lastColumn="0" w:lastRow="0" w:noHBand="0" w:noVBand="1" w:val="04A0"/>
+      </w:tblPr>
+      <w:tblGrid>
+        <w:gridCol w:w="2280"/>
+        <w:gridCol w:w="2280"/>
+        <w:gridCol w:w="2280"/>
+        <w:gridCol w:w="2280"/>
+      </w:tblGrid>
+      <w:tr>
+        <w:tc>
+          <w:tcPr>
+            <w:tcW w:type="dxa" w:w="1871"/>
+            <w:shd w:fill="1F497D" w:val="clear"/>
+          </w:tcPr>
+          <w:p>
+            <w:r>
+              <w:rPr>
+                <w:b/>
+                <w:color w:val="FFFFFF"/>
+                <w:sz w:val="20"/>
+              </w:rPr>
+              <w:t>Code</w:t>
+            </w:r>
+          </w:p>
+        </w:tc>
+        <w:tc>
+          <w:tcPr>
+            <w:tcW w:type="dxa" w:w="2948"/>
+            <w:shd w:fill="1F497D" w:val="clear"/>
+          </w:tcPr>
+          <w:p>
+            <w:r>
+              <w:rPr>
+                <w:b/>
+                <w:color w:val="FFFFFF"/>
+                <w:sz w:val="20"/>
+              </w:rPr>
+              <w:t>Bedeutung (laut IQTIG-Bericht)</w:t>
+            </w:r>
+          </w:p>
+        </w:tc>
+        <w:tc>
+          <w:tcPr>
+            <w:tcW w:type="dxa" w:w="1984"/>
+            <w:shd w:fill="1F497D" w:val="clear"/>
+          </w:tcPr>
+          <w:p>
+            <w:r>
+              <w:rPr>
+                <w:b/>
+                <w:color w:val="FFFFFF"/>
+                <w:sz w:val="20"/>
+              </w:rPr>
+              <w:t>Interpretation zuvor</w:t>
+            </w:r>
+          </w:p>
+        </w:tc>
+        <w:tc>
+          <w:tcPr>
+            <w:tcW w:type="dxa" w:w="2268"/>
+            <w:shd w:fill="1F497D" w:val="clear"/>
+          </w:tcPr>
+          <w:p>
+            <w:r>
+              <w:rPr>
+                <w:b/>
+                <w:color w:val="FFFFFF"/>
+                <w:sz w:val="20"/>
+              </w:rPr>
+              <w:t>Interpretation aktuell</w:t>
+            </w:r>
+          </w:p>
+        </w:tc>
+      </w:tr>
+      <w:tr>
+        <w:tc>
+          <w:tcPr>
+            <w:tcW w:type="dxa" w:w="1871"/>
+          </w:tcPr>
+          <w:p>
+            <w:r>
+              <w:rPr>
+                <w:sz w:val="20"/>
+              </w:rPr>
+              <w:t>R10</w:t>
+            </w:r>
+          </w:p>
+        </w:tc>
+        <w:tc>
+          <w:tcPr>
+            <w:tcW w:type="dxa" w:w="2948"/>
+          </w:tcPr>
+          <w:p>
+            <w:r>
+              <w:rPr>
+                <w:sz w:val="20"/>
+              </w:rPr>
+              <w:t>Ergebnis liegt im Referenzbereich</w:t>
+            </w:r>
+          </w:p>
+        </w:tc>
+        <w:tc>
+          <w:tcPr>
+            <w:tcW w:type="dxa" w:w="1984"/>
+          </w:tcPr>
+          <w:p>
+            <w:r>
+              <w:rPr>
+                <w:sz w:val="20"/>
+              </w:rPr>
+              <w:t>auffällig</w:t>
+            </w:r>
+          </w:p>
+        </w:tc>
+        <w:tc>
+          <w:tcPr>
+            <w:tcW w:type="dxa" w:w="2268"/>
+          </w:tcPr>
+          <w:p>
+            <w:r>
+              <w:rPr>
+                <w:sz w:val="20"/>
+              </w:rPr>
+              <w:t>nicht auffällig</w:t>
+            </w:r>
+          </w:p>
+        </w:tc>
+      </w:tr>
+      <w:tr>
+        <w:tc>
+          <w:tcPr>
+            <w:tcW w:type="dxa" w:w="1871"/>
+          </w:tcPr>
+          <w:p>
+            <w:r>
+              <w:rPr>
+                <w:sz w:val="20"/>
+              </w:rPr>
+              <w:t>N01 / N02</w:t>
+            </w:r>
+          </w:p>
+        </w:tc>
+        <w:tc>
+          <w:tcPr>
+            <w:tcW w:type="dxa" w:w="2948"/>
+          </w:tcPr>
+          <w:p>
+            <w:r>
+              <w:rPr>
+                <w:sz w:val="20"/>
+              </w:rPr>
+              <w:t>Bewertung nicht vorgesehen</w:t>
+            </w:r>
+          </w:p>
+        </w:tc>
+        <w:tc>
+          <w:tcPr>
+            <w:tcW w:type="dxa" w:w="1984"/>
+          </w:tcPr>
+          <w:p>
+            <w:r>
+              <w:rPr>
+                <w:sz w:val="20"/>
+              </w:rPr>
+              <w:t>nicht auffällig (mitgezählt)</w:t>
+            </w:r>
+          </w:p>
+        </w:tc>
+        <w:tc>
+          <w:tcPr>
+            <w:tcW w:type="dxa" w:w="2268"/>
+          </w:tcPr>
+          <w:p>
+            <w:r>
+              <w:rPr>
+                <w:sz w:val="20"/>
+              </w:rPr>
+              <w:t>nicht bewertbar — ausgeschlossen</w:t>
+            </w:r>
+          </w:p>
+        </w:tc>
+      </w:tr>
+      <w:tr>
+        <w:tc>
+          <w:tcPr>
+            <w:tcW w:type="dxa" w:w="1871"/>
+          </w:tcPr>
+          <w:p>
+            <w:r>
+              <w:rPr>
+                <w:sz w:val="20"/>
+              </w:rPr>
+              <w:t>N99</w:t>
+            </w:r>
+          </w:p>
+        </w:tc>
+        <w:tc>
+          <w:tcPr>
+            <w:tcW w:type="dxa" w:w="2948"/>
+          </w:tcPr>
+          <w:p>
+            <w:r>
+              <w:rPr>
+                <w:sz w:val="20"/>
+              </w:rPr>
+              <w:t>Bewertung nicht vorgesehen</w:t>
+            </w:r>
+          </w:p>
+        </w:tc>
+        <w:tc>
+          <w:tcPr>
+            <w:tcW w:type="dxa" w:w="1984"/>
+          </w:tcPr>
+          <w:p>
+            <w:r>
+              <w:rPr>
+                <w:sz w:val="20"/>
+              </w:rPr>
+              <w:t>nicht bewertbar — ausgeschlossen</w:t>
+            </w:r>
+          </w:p>
+        </w:tc>
+        <w:tc>
+          <w:tcPr>
+            <w:tcW w:type="dxa" w:w="2268"/>
+          </w:tcPr>
+          <w:p>
+            <w:r>
+              <w:rPr>
+                <w:sz w:val="20"/>
+              </w:rPr>
+              <w:t>nicht bewertbar — ausgeschlossen</w:t>
+            </w:r>
+          </w:p>
+        </w:tc>
+      </w:tr>
+      <w:tr>
+        <w:tc>
+          <w:tcPr>
+            <w:tcW w:type="dxa" w:w="1871"/>
+          </w:tcPr>
+          <w:p>
+            <w:r>
+              <w:rPr>
+                <w:sz w:val="20"/>
+              </w:rPr>
+              <w:t>H20 / H99</w:t>
+            </w:r>
+          </w:p>
+        </w:tc>
+        <w:tc>
+          <w:tcPr>
+            <w:tcW w:type="dxa" w:w="2948"/>
+          </w:tcPr>
+          <w:p>
+            <w:r>
+              <w:rPr>
+                <w:sz w:val="20"/>
+              </w:rPr>
+              <w:t>Auf Auffälligkeit hingewiesen</w:t>
+            </w:r>
+          </w:p>
+        </w:tc>
+        <w:tc>
+          <w:tcPr>
+            <w:tcW w:type="dxa" w:w="1984"/>
+          </w:tcPr>
+          <w:p>
+            <w:r>
+              <w:rPr>
+                <w:sz w:val="20"/>
+              </w:rPr>
+              <w:t>nicht auffällig</w:t>
+            </w:r>
+          </w:p>
+        </w:tc>
+        <w:tc>
+          <w:tcPr>
+            <w:tcW w:type="dxa" w:w="2268"/>
+          </w:tcPr>
+          <w:p>
+            <w:r>
+              <w:rPr>
+                <w:sz w:val="20"/>
+              </w:rPr>
+              <w:t>auffällig</w:t>
+            </w:r>
+          </w:p>
+        </w:tc>
+      </w:tr>
+      <w:tr>
+        <w:tc>
+          <w:tcPr>
+            <w:tcW w:type="dxa" w:w="1871"/>
+          </w:tcPr>
+          <w:p>
+            <w:r>
+              <w:rPr>
+                <w:sz w:val="20"/>
+              </w:rPr>
+              <w:t>U30–33 / U99</w:t>
+            </w:r>
+          </w:p>
+        </w:tc>
+        <w:tc>
+          <w:tcPr>
+            <w:tcW w:type="dxa" w:w="2948"/>
+          </w:tcPr>
+          <w:p>
+            <w:r>
+              <w:rPr>
+                <w:sz w:val="20"/>
+              </w:rPr>
+              <w:t>Qualitativ unauffällig (entkräftet)</w:t>
+            </w:r>
+          </w:p>
+        </w:tc>
+        <w:tc>
+          <w:tcPr>
+            <w:tcW w:type="dxa" w:w="1984"/>
+          </w:tcPr>
+          <w:p>
+            <w:r>
+              <w:rPr>
+                <w:sz w:val="20"/>
+              </w:rPr>
+              <w:t>nicht auffällig</w:t>
+            </w:r>
+          </w:p>
+        </w:tc>
+        <w:tc>
+          <w:tcPr>
+            <w:tcW w:type="dxa" w:w="2268"/>
+          </w:tcPr>
+          <w:p>
+            <w:r>
+              <w:rPr>
+                <w:sz w:val="20"/>
+              </w:rPr>
+              <w:t>auffällig (initial gezählt)</w:t>
+            </w:r>
+          </w:p>
+        </w:tc>
+      </w:tr>
+      <w:tr>
+        <w:tc>
+          <w:tcPr>
+            <w:tcW w:type="dxa" w:w="1871"/>
+          </w:tcPr>
+          <w:p>
+            <w:r>
+              <w:rPr>
+                <w:sz w:val="20"/>
+              </w:rPr>
+              <w:t>A40–42 / A99</w:t>
+            </w:r>
+          </w:p>
+        </w:tc>
+        <w:tc>
+          <w:tcPr>
+            <w:tcW w:type="dxa" w:w="2948"/>
+          </w:tcPr>
+          <w:p>
+            <w:r>
+              <w:rPr>
+                <w:sz w:val="20"/>
+              </w:rPr>
+              <w:t>Qualitativ auffällig (bestätigt)</w:t>
+            </w:r>
+          </w:p>
+        </w:tc>
+        <w:tc>
+          <w:tcPr>
+            <w:tcW w:type="dxa" w:w="1984"/>
+          </w:tcPr>
+          <w:p>
+            <w:r>
+              <w:rPr>
+                <w:sz w:val="20"/>
+              </w:rPr>
+              <w:t>nicht auffällig</w:t>
+            </w:r>
+          </w:p>
+        </w:tc>
+        <w:tc>
+          <w:tcPr>
+            <w:tcW w:type="dxa" w:w="2268"/>
+          </w:tcPr>
+          <w:p>
+            <w:r>
+              <w:rPr>
+                <w:sz w:val="20"/>
+              </w:rPr>
+              <w:t>auffällig, bestätigt</w:t>
+            </w:r>
+          </w:p>
+        </w:tc>
+      </w:tr>
+      <w:tr>
+        <w:tc>
+          <w:tcPr>
+            <w:tcW w:type="dxa" w:w="1871"/>
+          </w:tcPr>
+          <w:p>
+            <w:r>
+              <w:rPr>
+                <w:sz w:val="20"/>
+              </w:rPr>
+              <w:t>D50/51/99 · S90/91/99</w:t>
+            </w:r>
+          </w:p>
+        </w:tc>
+        <w:tc>
+          <w:tcPr>
+            <w:tcW w:type="dxa" w:w="2948"/>
+          </w:tcPr>
+          <w:p>
+            <w:r>
+              <w:rPr>
+                <w:sz w:val="20"/>
+              </w:rPr>
+              <w:t>Nicht bewertbar / Sonstiges</w:t>
+            </w:r>
+          </w:p>
+        </w:tc>
+        <w:tc>
+          <w:tcPr>
+            <w:tcW w:type="dxa" w:w="1984"/>
+          </w:tcPr>
+          <w:p>
+            <w:r>
+              <w:rPr>
+                <w:sz w:val="20"/>
+              </w:rPr>
+              <w:t>nicht auffällig</w:t>
+            </w:r>
+          </w:p>
+        </w:tc>
+        <w:tc>
+          <w:tcPr>
+            <w:tcW w:type="dxa" w:w="2268"/>
+          </w:tcPr>
+          <w:p>
+            <w:r>
+              <w:rPr>
+                <w:sz w:val="20"/>
+              </w:rPr>
+              <w:t>nicht bewertbar — ausgeschlossen</w:t>
+            </w:r>
+          </w:p>
+        </w:tc>
+      </w:tr>
+    </w:tbl>
+    <w:p>
+      <w:pPr>
+        <w:spacing w:before="0" w:after="160"/>
+      </w:pPr>
+      <w:r>
+        <w:rPr>
+          <w:b w:val="0"/>
+          <w:i/>
+          <w:color w:val="555555"/>
+          <w:sz w:val="20"/>
+        </w:rPr>
+        <w:t>Alle folgenden Abschnitte dieses Berichts verwenden bereits die aktuelle Code-Interpretation.</w:t>
+      </w:r>
+    </w:p>
+    <w:p/>
+    <w:p>
+      <w:pPr>
+        <w:pStyle w:val="Heading2"/>
+        <w:spacing w:before="200" w:after="60"/>
+      </w:pPr>
+      <w:r>
+        <w:rPr>
+          <w:b/>
+          <w:color w:val="BF5A00"/>
+          <w:sz w:val="24"/>
+        </w:rPr>
+        <w:t>1.2  Fragestellung</w:t>
       </w:r>
     </w:p>
     <w:p>
@@ -116,7 +641,7 @@
           <w:color w:val="BF5A00"/>
           <w:sz w:val="24"/>
         </w:rPr>
-        <w:t>1.2  Datenbasis</w:t>
+        <w:t>1.3  Datenbasis</w:t>
       </w:r>
     </w:p>
     <w:tbl>
@@ -547,7 +1072,7 @@
           <w:i w:val="0"/>
           <w:sz w:val="22"/>
         </w:rPr>
-        <w:t xml:space="preserve">Korrektur (2026-08-14): </w:t>
+        <w:t xml:space="preserve">Interpretation der Codes: </w:t>
       </w:r>
       <w:r>
         <w:rPr>
@@ -555,7 +1080,7 @@
           <w:i w:val="0"/>
           <w:sz w:val="22"/>
         </w:rPr>
-        <w:t>Die Codes wurden zunächst falsch gelesen (R* wurde als 'auffällig' gezählt). Der offizielle IQTIG-Bericht ('Bericht zum Strukturierten Dialog 2021, EJ 2020') zeigt: R10 bedeutet 'Ergebnis liegt im Referenzbereich', also nicht auffällig — das Gegenteil der ursprünglichen Annahme. Korrekt: N01/N02/N99 = keine Bewertung vorgesehen (ausgeschlossen), R10 = nicht auffällig, alle übrigen Codes (H/U/A/D/S) = auffällig. Alle Zahlen in diesem Abschnitt 2.2 sind bereits die korrigierte Version.</w:t>
+        <w:t>N01/N02/N99 = keine Bewertung vorgesehen (ausgeschlossen), R10 = nicht auffällig, alle übrigen bewertbaren Codes (H/U/A) = auffällig, D/S = nicht bewertbar (ausgeschlossen) — siehe Abschnitt 1.1 für die vollständige Code-Tabelle und ihre Herleitung.</w:t>
       </w:r>
     </w:p>
     <w:p>
@@ -1002,7 +1527,7 @@
           <w:i w:val="0"/>
           <w:sz w:val="22"/>
         </w:rPr>
-        <w:t>Nachgerechnet auf den komplett ungefilterten 417.799 Roh-Zeilen ergibt qi['SO.QBID'].nunique() bereits 1.824 — das ist die Anzahl der Häuser, die überhaupt irgendeine Zeile in QS.Qualitätsindikator.csv haben, unabhängig von der Bewertung. Unter der korrigierten Definition (alle N*-Codes ausschließen, nicht nur N99) haben 3 dieser 1.824 Häuser aber gar keine einzige bewertbare Zeile mehr übrig — bei ihnen ist jeder einzelne Indikator mit einem N*-Code versehen. Diese 3 Häuser fallen deshalb aus der Ziel-Variable heraus, es bleiben 1.821. Zum Vergleich: SO.csv (Stammdaten) hat 2.310 eindeutige SO.QBID — das sind alle Krankenhaus-Standorte, unabhängig davon, ob überhaupt eine Qualitätsbewertung vorliegt.</w:t>
+        <w:t>Nachgerechnet auf den komplett ungefilterten 417.799 Roh-Zeilen ergibt qi['SO.QBID'].nunique() bereits 1.824 — das ist die Anzahl der Häuser, die überhaupt irgendeine Zeile in QS.Qualitätsindikator.csv haben, unabhängig von der Bewertung. Unter der aktuellen Definition (alle N*-Codes ausschließen, nicht nur N99) haben 3 dieser 1.824 Häuser aber gar keine einzige bewertbare Zeile mehr übrig — bei ihnen ist jeder einzelne Indikator mit einem N*-Code versehen. Diese 3 Häuser fallen deshalb aus der Ziel-Variable heraus, es bleiben 1.821. Zum Vergleich: SO.csv (Stammdaten) hat 2.310 eindeutige SO.QBID — das sind alle Krankenhaus-Standorte, unabhängig davon, ob überhaupt eine Qualitätsbewertung vorliegt.</w:t>
       </w:r>
     </w:p>
     <w:p>
@@ -1116,7 +1641,7 @@
           <w:i w:val="0"/>
           <w:sz w:val="22"/>
         </w:rPr>
-        <w:t>Beispiel — so sieht das Ergebnis für die ersten Häuser aus (korrigiert):</w:t>
+        <w:t>Beispiel — so sieht das Ergebnis für die ersten Häuser aus:</w:t>
       </w:r>
     </w:p>
     <w:tbl>
@@ -2786,7 +3311,7 @@
           <w:i w:val="0"/>
           <w:sz w:val="22"/>
         </w:rPr>
-        <w:t>Ausgangspunkt des Merges ist auffaellig_quote (die Ziel-Variable, 1.821 Häuser) — so_klein aus SO.csv (2.310 Häuser) wird per Left Join daran angehängt, nicht umgekehrt. Dadurch bleiben nur Häuser übrig, die auch in der Ziel-Variable vorkommen. In zwei Schritten werden es weniger: 486 Häuser (2.310 − 1.824) stehen zwar in SO.csv mit Stammdaten, haben aber keine Zeile in QS.Qualitätsindikator.csv überhaupt. Von den verbliebenen 1.824 haben zusätzlich 3 Häuser unter der korrigierten Definition keine einzige bewertbare Zeile mehr (siehe Abschnitt 2.2) — macht zusammen 489 fehlende Häuser und 1.821 übrige.</w:t>
+        <w:t>Ausgangspunkt des Merges ist auffaellig_quote (die Ziel-Variable, 1.821 Häuser) — so_klein aus SO.csv (2.310 Häuser) wird per Left Join daran angehängt, nicht umgekehrt. Dadurch bleiben nur Häuser übrig, die auch in der Ziel-Variable vorkommen. In zwei Schritten werden es weniger: 486 Häuser (2.310 − 1.824) stehen zwar in SO.csv mit Stammdaten, haben aber keine Zeile in QS.Qualitätsindikator.csv überhaupt. Von den verbliebenen 1.824 haben zusätzlich 3 Häuser unter der aktuellen Definition keine einzige bewertbare Zeile mehr (siehe Abschnitt 2.2) — macht zusammen 489 fehlende Häuser und 1.821 übrige.</w:t>
       </w:r>
     </w:p>
     <w:p>
@@ -2806,29 +3331,6 @@
           <w:sz w:val="28"/>
         </w:rPr>
         <w:t>3  Baustein 2 — Deskriptive Analyse  (Woche 2)</w:t>
-      </w:r>
-    </w:p>
-    <w:p>
-      <w:pPr>
-        <w:spacing w:before="0" w:after="160"/>
-      </w:pPr>
-      <w:r>
-        <w:rPr>
-          <w:b/>
-          <w:i/>
-          <w:color w:val="555555"/>
-          <w:sz w:val="22"/>
-        </w:rPr>
-        <w:t xml:space="preserve">Korrektur (Stand 2026-08-14): </w:t>
-      </w:r>
-      <w:r>
-        <w:rPr>
-          <w:b w:val="0"/>
-          <w:i/>
-          <w:color w:val="555555"/>
-          <w:sz w:val="22"/>
-        </w:rPr>
-        <w:t>Die Ziel-Variable hat_viele_Probleme wurde korrigiert (siehe Abschnitt 2.2) — 72,5 % der Krankenhäuser wechseln dadurch die Gruppe (viele/wenige Probleme). Alle Grafiken und Kernaussagen in diesem Abschnitt 3 wurden mit Notebooks/02_Analyse.ipynb gegen die korrigierte Data/analysetabelle.csv neu berechnet und sind aktuell.</w:t>
       </w:r>
     </w:p>
     <w:p>
@@ -3449,7 +3951,7 @@
           <w:color w:val="555555"/>
           <w:sz w:val="19"/>
         </w:rPr>
-        <w:t>Warum wichtig: Optisch der auffälligste Unterschied der gesamten Analyse (öffentlich 53,5 % vs. freigemeinnützig 50,6 % vs. privat 43,8 %) — die spätere ANOVA auf der stetigen Quote zeigt aber: F=0,031, p=0,969, NICHT signifikant. Die drei Trägerarten unterscheiden sich im Mittelwert der Quote praktisch nicht (8,56 % / 8,57 % / 8,72 %) — der Unterschied in den Prozentsätzen entsteht erst durch den Median-Split. Eine der wichtigsten Erkenntnisse der Korrektur.</w:t>
+        <w:t>Warum wichtig: Optisch der auffälligste Unterschied der gesamten Analyse (öffentlich 53,5 % vs. freigemeinnützig 50,6 % vs. privat 43,8 %) — die spätere ANOVA auf der stetigen Quote zeigt aber: F=0,031, p=0,969, NICHT signifikant. Die drei Trägerarten unterscheiden sich im Mittelwert der Quote praktisch nicht (8,56 % / 8,57 % / 8,72 %) — der Unterschied in den Prozentsätzen entsteht erst durch den Median-Split.</w:t>
       </w:r>
     </w:p>
     <w:p>
@@ -4047,7 +4549,7 @@
           <w:color w:val="BF5A00"/>
           <w:sz w:val="24"/>
         </w:rPr>
-        <w:t>3.2  Ausblick: Inferenzstatistik (in Arbeit)</w:t>
+        <w:t>3.2  Inferenzstatistik — sind die Unterschiede „echt“?</w:t>
       </w:r>
     </w:p>
     <w:p>
@@ -4060,7 +4562,289 @@
           <w:i w:val="0"/>
           <w:sz w:val="22"/>
         </w:rPr>
-        <w:t>Die Inferenzstatistik — T-Tests, Chi²-Test, ANOVA und 95 %-Konfidenzintervalle zur statistischen Absicherung der in den 12 Grafiken sichtbaren Unterschiede — ist zum Zeitpunkt dieses Berichts noch in Arbeit und wird in einer kommenden Version dieses Dokuments ergänzt.</w:t>
+        <w:t>Abschnitt 3.1 zeigt: Manche Merkmale unterscheiden sich zwischen den Gruppen sichtbar (z. B. Ärzte pro Bett), andere nicht (z. B. Fortbildungsquote). Ein sichtbarer Unterschied in einer Grafik ist aber noch kein Beweis — er könnte durch Zufall entstanden sein, besonders bei kleineren Gruppen. Inferenzstatistik beantwortet genau diese Frage: Wie wahrscheinlich wäre ein beobachteter Unterschied, wenn es in Wirklichkeit gar keinen Unterschied gäbe? Ist diese Wahrscheinlichkeit sehr klein, gilt der Unterschied als statistisch signifikant.</w:t>
+      </w:r>
+    </w:p>
+    <w:p>
+      <w:pPr>
+        <w:spacing w:before="0" w:after="100"/>
+      </w:pPr>
+      <w:r>
+        <w:rPr>
+          <w:b w:val="0"/>
+          <w:i/>
+          <w:color w:val="555555"/>
+          <w:sz w:val="20"/>
+        </w:rPr>
+        <w:t>Grundbegriffe: Jeder Test prüft eine Nullhypothese H0 ('kein Unterschied / kein Zusammenhang'). Der p-Wert ist die Wahrscheinlichkeit, das beobachtete (oder ein noch extremeres) Ergebnis rein zufällig zu erhalten, wenn H0 tatsächlich zutrifft. Liegt der p-Wert unter dem Signifikanzniveau α = 0,05 (5 %), gilt H0 als widerlegt und der Unterschied als statistisch abgesichert. Wichtig: Ein p-Wert sagt nichts über die praktische Größe eines Effekts aus — dafür braucht es zusätzlich ein Maß wie die Korrelation r (Grafik 8) oder die reine Differenz der Mittelwerte. Bei einer großen Stichprobe (hier 1.821 Häuser) werden schon kleine, echte Effekte statistisch signifikant, ohne praktisch groß zu sein.</w:t>
+      </w:r>
+    </w:p>
+    <w:p>
+      <w:pPr>
+        <w:spacing w:before="0" w:after="60"/>
+      </w:pPr>
+      <w:r>
+        <w:rPr>
+          <w:b/>
+          <w:i w:val="0"/>
+          <w:sz w:val="22"/>
+        </w:rPr>
+        <w:t>Welches Verfahren für welche Fragestellung?</w:t>
+      </w:r>
+    </w:p>
+    <w:tbl>
+      <w:tblPr>
+        <w:tblStyle w:val="TableGrid"/>
+        <w:tblW w:type="auto" w:w="0"/>
+        <w:tblLook w:firstColumn="1" w:firstRow="1" w:lastColumn="0" w:lastRow="0" w:noHBand="0" w:noVBand="1" w:val="04A0"/>
+      </w:tblPr>
+      <w:tblGrid>
+        <w:gridCol w:w="2280"/>
+        <w:gridCol w:w="2280"/>
+        <w:gridCol w:w="2280"/>
+        <w:gridCol w:w="2280"/>
+      </w:tblGrid>
+      <w:tr>
+        <w:tc>
+          <w:tcPr>
+            <w:tcW w:type="dxa" w:w="1871"/>
+            <w:shd w:fill="1F497D" w:val="clear"/>
+          </w:tcPr>
+          <w:p>
+            <w:r>
+              <w:rPr>
+                <w:b/>
+                <w:color w:val="FFFFFF"/>
+                <w:sz w:val="20"/>
+              </w:rPr>
+              <w:t>Verfahren</w:t>
+            </w:r>
+          </w:p>
+        </w:tc>
+        <w:tc>
+          <w:tcPr>
+            <w:tcW w:type="dxa" w:w="2381"/>
+            <w:shd w:fill="1F497D" w:val="clear"/>
+          </w:tcPr>
+          <w:p>
+            <w:r>
+              <w:rPr>
+                <w:b/>
+                <w:color w:val="FFFFFF"/>
+                <w:sz w:val="20"/>
+              </w:rPr>
+              <w:t>Prüft</w:t>
+            </w:r>
+          </w:p>
+        </w:tc>
+        <w:tc>
+          <w:tcPr>
+            <w:tcW w:type="dxa" w:w="1701"/>
+            <w:shd w:fill="1F497D" w:val="clear"/>
+          </w:tcPr>
+          <w:p>
+            <w:r>
+              <w:rPr>
+                <w:b/>
+                <w:color w:val="FFFFFF"/>
+                <w:sz w:val="20"/>
+              </w:rPr>
+              <w:t>Merkmalstyp</w:t>
+            </w:r>
+          </w:p>
+        </w:tc>
+        <w:tc>
+          <w:tcPr>
+            <w:tcW w:type="dxa" w:w="2551"/>
+            <w:shd w:fill="1F497D" w:val="clear"/>
+          </w:tcPr>
+          <w:p>
+            <w:r>
+              <w:rPr>
+                <w:b/>
+                <w:color w:val="FFFFFF"/>
+                <w:sz w:val="20"/>
+              </w:rPr>
+              <w:t>Warum hier eingesetzt</w:t>
+            </w:r>
+          </w:p>
+        </w:tc>
+      </w:tr>
+      <w:tr>
+        <w:tc>
+          <w:tcPr>
+            <w:tcW w:type="dxa" w:w="1871"/>
+          </w:tcPr>
+          <w:p>
+            <w:r>
+              <w:rPr>
+                <w:sz w:val="20"/>
+              </w:rPr>
+              <w:t>T-Test (2 Stichproben)</w:t>
+            </w:r>
+          </w:p>
+        </w:tc>
+        <w:tc>
+          <w:tcPr>
+            <w:tcW w:type="dxa" w:w="2381"/>
+          </w:tcPr>
+          <w:p>
+            <w:r>
+              <w:rPr>
+                <w:sz w:val="20"/>
+              </w:rPr>
+              <w:t>Unterscheiden sich die Mittelwerte zweier Gruppen?</w:t>
+            </w:r>
+          </w:p>
+        </w:tc>
+        <w:tc>
+          <w:tcPr>
+            <w:tcW w:type="dxa" w:w="1701"/>
+          </w:tcPr>
+          <w:p>
+            <w:r>
+              <w:rPr>
+                <w:sz w:val="20"/>
+              </w:rPr>
+              <w:t>1 numerisches Merkmal, 2 Gruppen</w:t>
+            </w:r>
+          </w:p>
+        </w:tc>
+        <w:tc>
+          <w:tcPr>
+            <w:tcW w:type="dxa" w:w="2551"/>
+          </w:tcPr>
+          <w:p>
+            <w:r>
+              <w:rPr>
+                <w:sz w:val="20"/>
+              </w:rPr>
+              <w:t>Ärzte/Pflege pro Bett sind numerisch, genau 2 Gruppen (wenige/viele Probleme)</w:t>
+            </w:r>
+          </w:p>
+        </w:tc>
+      </w:tr>
+      <w:tr>
+        <w:tc>
+          <w:tcPr>
+            <w:tcW w:type="dxa" w:w="1871"/>
+          </w:tcPr>
+          <w:p>
+            <w:r>
+              <w:rPr>
+                <w:sz w:val="20"/>
+              </w:rPr>
+              <w:t>Chi²-Unabhängigkeitstest</w:t>
+            </w:r>
+          </w:p>
+        </w:tc>
+        <w:tc>
+          <w:tcPr>
+            <w:tcW w:type="dxa" w:w="2381"/>
+          </w:tcPr>
+          <w:p>
+            <w:r>
+              <w:rPr>
+                <w:sz w:val="20"/>
+              </w:rPr>
+              <w:t>Sind zwei kategoriale Merkmale unabhängig?</w:t>
+            </w:r>
+          </w:p>
+        </w:tc>
+        <w:tc>
+          <w:tcPr>
+            <w:tcW w:type="dxa" w:w="1701"/>
+          </w:tcPr>
+          <w:p>
+            <w:r>
+              <w:rPr>
+                <w:sz w:val="20"/>
+              </w:rPr>
+              <w:t>2 kategoriale Merkmale</w:t>
+            </w:r>
+          </w:p>
+        </w:tc>
+        <w:tc>
+          <w:tcPr>
+            <w:tcW w:type="dxa" w:w="2551"/>
+          </w:tcPr>
+          <w:p>
+            <w:r>
+              <w:rPr>
+                <w:sz w:val="20"/>
+              </w:rPr>
+              <w:t>Konzernzugehörigkeit (ja/nein) und viele Probleme (ja/nein) sind beide kategorial</w:t>
+            </w:r>
+          </w:p>
+        </w:tc>
+      </w:tr>
+      <w:tr>
+        <w:tc>
+          <w:tcPr>
+            <w:tcW w:type="dxa" w:w="1871"/>
+          </w:tcPr>
+          <w:p>
+            <w:r>
+              <w:rPr>
+                <w:sz w:val="20"/>
+              </w:rPr>
+              <w:t>ANOVA (einfaktoriell)</w:t>
+            </w:r>
+          </w:p>
+        </w:tc>
+        <w:tc>
+          <w:tcPr>
+            <w:tcW w:type="dxa" w:w="2381"/>
+          </w:tcPr>
+          <w:p>
+            <w:r>
+              <w:rPr>
+                <w:sz w:val="20"/>
+              </w:rPr>
+              <w:t>Unterscheiden sich die Mittelwerte von &gt;2 Gruppen gleichzeitig?</w:t>
+            </w:r>
+          </w:p>
+        </w:tc>
+        <w:tc>
+          <w:tcPr>
+            <w:tcW w:type="dxa" w:w="1701"/>
+          </w:tcPr>
+          <w:p>
+            <w:r>
+              <w:rPr>
+                <w:sz w:val="20"/>
+              </w:rPr>
+              <w:t>1 numerisches Merkmal, 3+ Gruppen</w:t>
+            </w:r>
+          </w:p>
+        </w:tc>
+        <w:tc>
+          <w:tcPr>
+            <w:tcW w:type="dxa" w:w="2551"/>
+          </w:tcPr>
+          <w:p>
+            <w:r>
+              <w:rPr>
+                <w:sz w:val="20"/>
+              </w:rPr>
+              <w:t>Trägerschaft hat 3 Kategorien — ein T-Test wäre hier nicht anwendbar</w:t>
+            </w:r>
+          </w:p>
+        </w:tc>
+      </w:tr>
+    </w:tbl>
+    <w:p/>
+    <w:p>
+      <w:pPr>
+        <w:spacing w:before="0" w:after="60"/>
+      </w:pPr>
+      <w:r>
+        <w:rPr>
+          <w:b/>
+          <w:i w:val="0"/>
+          <w:sz w:val="22"/>
+        </w:rPr>
+        <w:t>T-Test: Ärzte pro Bett und Pflegekräfte pro Bett</w:t>
       </w:r>
     </w:p>
     <w:p>
@@ -4073,7 +4857,1517 @@
           <w:i w:val="0"/>
           <w:sz w:val="22"/>
         </w:rPr>
-        <w:t>Warum ist das wichtig? Die Grafiken zeigen Unterschiede zwischen den beiden Gruppen — z. B. mehr Ärzte und Pflegekräfte pro Bett bei Häusern mit vielen Qualitätsproblemen. Ein optisch sichtbarer Unterschied in einer Stichprobe von 1.821 Häusern beweist aber noch nicht, dass dieser Unterschied real ist und nicht nur zufällige Schwankung. Die Inferenzstatistik liefert genau diesen Nachweis: Sie berechnet, wie wahrscheinlich der beobachtete Unterschied wäre, wenn es in Wirklichkeit gar keinen echten Zusammenhang gäbe. Damit lässt sich zwischen 'zufälliger Schwankung' und 'statistisch abgesichertem Befund' unterscheiden — eine notwendige Ergänzung zur rein deskriptiven Analyse, bevor belastbare Schlussfolgerungen für die Gesamtheit aller deutschen Krankenhäuser gezogen werden können.</w:t>
+        <w:t>Ein T-Test prüft, ob sich die Mittelwerte zweier Gruppen (hier: Häuser mit wenigen vs. vielen Qualitätsproblemen) bei einer numerischen Größe signifikant unterscheiden. Er liefert eine Teststatistik t und einen p-Wert. Verwendet wird scipy.stats.ttest_ind() mit Standardeinstellung — ein Zweistichproben-t-Test unter Annahme gleicher Varianzen in beiden Gruppen (kein Welch-Test, der das nicht voraussetzt).</w:t>
+      </w:r>
+    </w:p>
+    <w:tbl>
+      <w:tblPr>
+        <w:tblStyle w:val="TableGrid"/>
+        <w:tblW w:type="auto" w:w="0"/>
+        <w:tblLook w:firstColumn="1" w:firstRow="1" w:lastColumn="0" w:lastRow="0" w:noHBand="0" w:noVBand="1" w:val="04A0"/>
+      </w:tblPr>
+      <w:tblGrid>
+        <w:gridCol w:w="1520"/>
+        <w:gridCol w:w="1520"/>
+        <w:gridCol w:w="1520"/>
+        <w:gridCol w:w="1520"/>
+        <w:gridCol w:w="1520"/>
+        <w:gridCol w:w="1520"/>
+      </w:tblGrid>
+      <w:tr>
+        <w:tc>
+          <w:tcPr>
+            <w:tcW w:type="dxa" w:w="1984"/>
+            <w:shd w:fill="1F497D" w:val="clear"/>
+          </w:tcPr>
+          <w:p>
+            <w:r>
+              <w:rPr>
+                <w:b/>
+                <w:color w:val="FFFFFF"/>
+                <w:sz w:val="20"/>
+              </w:rPr>
+              <w:t>Merkmal</w:t>
+            </w:r>
+          </w:p>
+        </w:tc>
+        <w:tc>
+          <w:tcPr>
+            <w:tcW w:type="dxa" w:w="1814"/>
+            <w:shd w:fill="1F497D" w:val="clear"/>
+          </w:tcPr>
+          <w:p>
+            <w:r>
+              <w:rPr>
+                <w:b/>
+                <w:color w:val="FFFFFF"/>
+                <w:sz w:val="20"/>
+              </w:rPr>
+              <w:t>Ø wenige Probleme</w:t>
+            </w:r>
+          </w:p>
+        </w:tc>
+        <w:tc>
+          <w:tcPr>
+            <w:tcW w:type="dxa" w:w="1814"/>
+            <w:shd w:fill="1F497D" w:val="clear"/>
+          </w:tcPr>
+          <w:p>
+            <w:r>
+              <w:rPr>
+                <w:b/>
+                <w:color w:val="FFFFFF"/>
+                <w:sz w:val="20"/>
+              </w:rPr>
+              <w:t>Ø viele Probleme</w:t>
+            </w:r>
+          </w:p>
+        </w:tc>
+        <w:tc>
+          <w:tcPr>
+            <w:tcW w:type="dxa" w:w="907"/>
+            <w:shd w:fill="1F497D" w:val="clear"/>
+          </w:tcPr>
+          <w:p>
+            <w:r>
+              <w:rPr>
+                <w:b/>
+                <w:color w:val="FFFFFF"/>
+                <w:sz w:val="20"/>
+              </w:rPr>
+              <w:t>t</w:t>
+            </w:r>
+          </w:p>
+        </w:tc>
+        <w:tc>
+          <w:tcPr>
+            <w:tcW w:type="dxa" w:w="1134"/>
+            <w:shd w:fill="1F497D" w:val="clear"/>
+          </w:tcPr>
+          <w:p>
+            <w:r>
+              <w:rPr>
+                <w:b/>
+                <w:color w:val="FFFFFF"/>
+                <w:sz w:val="20"/>
+              </w:rPr>
+              <w:t>p-Wert</w:t>
+            </w:r>
+          </w:p>
+        </w:tc>
+        <w:tc>
+          <w:tcPr>
+            <w:tcW w:type="dxa" w:w="1417"/>
+            <w:shd w:fill="1F497D" w:val="clear"/>
+          </w:tcPr>
+          <w:p>
+            <w:r>
+              <w:rPr>
+                <w:b/>
+                <w:color w:val="FFFFFF"/>
+                <w:sz w:val="20"/>
+              </w:rPr>
+              <w:t>Signifikant?</w:t>
+            </w:r>
+          </w:p>
+        </w:tc>
+      </w:tr>
+      <w:tr>
+        <w:tc>
+          <w:tcPr>
+            <w:tcW w:type="dxa" w:w="1984"/>
+          </w:tcPr>
+          <w:p>
+            <w:r>
+              <w:rPr>
+                <w:sz w:val="20"/>
+              </w:rPr>
+              <w:t>Ärzte pro Bett</w:t>
+            </w:r>
+          </w:p>
+        </w:tc>
+        <w:tc>
+          <w:tcPr>
+            <w:tcW w:type="dxa" w:w="1814"/>
+          </w:tcPr>
+          <w:p>
+            <w:r>
+              <w:rPr>
+                <w:sz w:val="20"/>
+              </w:rPr>
+              <w:t>0,402 (n=912)</w:t>
+            </w:r>
+          </w:p>
+        </w:tc>
+        <w:tc>
+          <w:tcPr>
+            <w:tcW w:type="dxa" w:w="1814"/>
+          </w:tcPr>
+          <w:p>
+            <w:r>
+              <w:rPr>
+                <w:sz w:val="20"/>
+              </w:rPr>
+              <w:t>0,500 (n=904)</w:t>
+            </w:r>
+          </w:p>
+        </w:tc>
+        <w:tc>
+          <w:tcPr>
+            <w:tcW w:type="dxa" w:w="907"/>
+          </w:tcPr>
+          <w:p>
+            <w:r>
+              <w:rPr>
+                <w:sz w:val="20"/>
+              </w:rPr>
+              <w:t>−9,13</w:t>
+            </w:r>
+          </w:p>
+        </w:tc>
+        <w:tc>
+          <w:tcPr>
+            <w:tcW w:type="dxa" w:w="1134"/>
+          </w:tcPr>
+          <w:p>
+            <w:r>
+              <w:rPr>
+                <w:sz w:val="20"/>
+              </w:rPr>
+              <w:t>&lt; 0,0001</w:t>
+            </w:r>
+          </w:p>
+        </w:tc>
+        <w:tc>
+          <w:tcPr>
+            <w:tcW w:type="dxa" w:w="1417"/>
+          </w:tcPr>
+          <w:p>
+            <w:r>
+              <w:rPr>
+                <w:sz w:val="20"/>
+              </w:rPr>
+              <w:t>Ja</w:t>
+            </w:r>
+          </w:p>
+        </w:tc>
+      </w:tr>
+      <w:tr>
+        <w:tc>
+          <w:tcPr>
+            <w:tcW w:type="dxa" w:w="1984"/>
+          </w:tcPr>
+          <w:p>
+            <w:r>
+              <w:rPr>
+                <w:sz w:val="20"/>
+              </w:rPr>
+              <w:t>Pflegekräfte pro Bett</w:t>
+            </w:r>
+          </w:p>
+        </w:tc>
+        <w:tc>
+          <w:tcPr>
+            <w:tcW w:type="dxa" w:w="1814"/>
+          </w:tcPr>
+          <w:p>
+            <w:r>
+              <w:rPr>
+                <w:sz w:val="20"/>
+              </w:rPr>
+              <w:t>0,936 (n=912)</w:t>
+            </w:r>
+          </w:p>
+        </w:tc>
+        <w:tc>
+          <w:tcPr>
+            <w:tcW w:type="dxa" w:w="1814"/>
+          </w:tcPr>
+          <w:p>
+            <w:r>
+              <w:rPr>
+                <w:sz w:val="20"/>
+              </w:rPr>
+              <w:t>1,091 (n=905)</w:t>
+            </w:r>
+          </w:p>
+        </w:tc>
+        <w:tc>
+          <w:tcPr>
+            <w:tcW w:type="dxa" w:w="907"/>
+          </w:tcPr>
+          <w:p>
+            <w:r>
+              <w:rPr>
+                <w:sz w:val="20"/>
+              </w:rPr>
+              <w:t>−7,51</w:t>
+            </w:r>
+          </w:p>
+        </w:tc>
+        <w:tc>
+          <w:tcPr>
+            <w:tcW w:type="dxa" w:w="1134"/>
+          </w:tcPr>
+          <w:p>
+            <w:r>
+              <w:rPr>
+                <w:sz w:val="20"/>
+              </w:rPr>
+              <w:t>&lt; 0,0001</w:t>
+            </w:r>
+          </w:p>
+        </w:tc>
+        <w:tc>
+          <w:tcPr>
+            <w:tcW w:type="dxa" w:w="1417"/>
+          </w:tcPr>
+          <w:p>
+            <w:r>
+              <w:rPr>
+                <w:sz w:val="20"/>
+              </w:rPr>
+              <w:t>Ja</w:t>
+            </w:r>
+          </w:p>
+        </w:tc>
+      </w:tr>
+    </w:tbl>
+    <w:p>
+      <w:pPr>
+        <w:spacing w:before="0" w:after="100"/>
+      </w:pPr>
+      <w:r>
+        <w:rPr>
+          <w:b w:val="0"/>
+          <w:i w:val="0"/>
+          <w:sz w:val="22"/>
+        </w:rPr>
+        <w:t>Beide Ergebnisse sind hoch signifikant (p &lt; 0,0001): Ein Unterschied dieser Größe wäre bei tatsächlich gleichen Mittelwerten extrem unwahrscheinlich. Häuser mit vielen Qualitätsproblemen haben im Mittel mehr Ärzte und mehr Pflegekräfte pro Bett — der stärkste statistisch abgesicherte Einzelbefund der gesamten Analyse. Beide Merkmale korrelieren zudem stark untereinander (r = 0,577, siehe Grafik 8) — ein Hinweis, dass hier möglicherweise ein gemeinsamer, übergeordneter Effekt 'Personalausstattung' gemessen wird, nicht zwei völlig unabhängige Phänomene.</w:t>
+      </w:r>
+    </w:p>
+    <w:p>
+      <w:pPr>
+        <w:spacing w:before="0" w:after="60"/>
+      </w:pPr>
+      <w:r>
+        <w:rPr>
+          <w:b/>
+          <w:i w:val="0"/>
+          <w:sz w:val="22"/>
+        </w:rPr>
+        <w:t>Chi²-Unabhängigkeitstest: Konzernzugehörigkeit</w:t>
+      </w:r>
+    </w:p>
+    <w:p>
+      <w:pPr>
+        <w:spacing w:before="0" w:after="100"/>
+      </w:pPr>
+      <w:r>
+        <w:rPr>
+          <w:b w:val="0"/>
+          <w:i w:val="0"/>
+          <w:sz w:val="22"/>
+        </w:rPr>
+        <w:t>Anders als der T-Test (für numerische Größen) prüft der Chi²-Unabhängigkeitstest, ob zwei kategoriale Merkmale statistisch voneinander unabhängig sind — hier: Konzernzugehörigkeit (ja/nein) und viele Probleme (ja/nein). Er vergleicht die tatsächlich beobachteten Häufigkeiten in einer Kreuztabelle mit den Häufigkeiten, die bei völliger Unabhängigkeit zu erwarten wären.</w:t>
+      </w:r>
+    </w:p>
+    <w:tbl>
+      <w:tblPr>
+        <w:tblStyle w:val="TableGrid"/>
+        <w:tblW w:type="auto" w:w="0"/>
+        <w:tblLook w:firstColumn="1" w:firstRow="1" w:lastColumn="0" w:lastRow="0" w:noHBand="0" w:noVBand="1" w:val="04A0"/>
+      </w:tblPr>
+      <w:tblGrid>
+        <w:gridCol w:w="3041"/>
+        <w:gridCol w:w="3041"/>
+        <w:gridCol w:w="3041"/>
+      </w:tblGrid>
+      <w:tr>
+        <w:tc>
+          <w:tcPr>
+            <w:tcW w:type="dxa" w:w="2551"/>
+            <w:shd w:fill="1F497D" w:val="clear"/>
+          </w:tcPr>
+          <w:p>
+            <w:r>
+              <w:rPr>
+                <w:b/>
+                <w:color w:val="FFFFFF"/>
+                <w:sz w:val="20"/>
+              </w:rPr>
+            </w:r>
+          </w:p>
+        </w:tc>
+        <w:tc>
+          <w:tcPr>
+            <w:tcW w:type="dxa" w:w="2551"/>
+            <w:shd w:fill="1F497D" w:val="clear"/>
+          </w:tcPr>
+          <w:p>
+            <w:r>
+              <w:rPr>
+                <w:b/>
+                <w:color w:val="FFFFFF"/>
+                <w:sz w:val="20"/>
+              </w:rPr>
+              <w:t>wenige Probleme</w:t>
+            </w:r>
+          </w:p>
+        </w:tc>
+        <w:tc>
+          <w:tcPr>
+            <w:tcW w:type="dxa" w:w="2551"/>
+            <w:shd w:fill="1F497D" w:val="clear"/>
+          </w:tcPr>
+          <w:p>
+            <w:r>
+              <w:rPr>
+                <w:b/>
+                <w:color w:val="FFFFFF"/>
+                <w:sz w:val="20"/>
+              </w:rPr>
+              <w:t>viele Probleme</w:t>
+            </w:r>
+          </w:p>
+        </w:tc>
+      </w:tr>
+      <w:tr>
+        <w:tc>
+          <w:tcPr>
+            <w:tcW w:type="dxa" w:w="2551"/>
+          </w:tcPr>
+          <w:p>
+            <w:r>
+              <w:rPr>
+                <w:sz w:val="20"/>
+              </w:rPr>
+              <w:t>unabhängig</w:t>
+            </w:r>
+          </w:p>
+        </w:tc>
+        <w:tc>
+          <w:tcPr>
+            <w:tcW w:type="dxa" w:w="2551"/>
+          </w:tcPr>
+          <w:p>
+            <w:r>
+              <w:rPr>
+                <w:sz w:val="20"/>
+              </w:rPr>
+              <w:t>746</w:t>
+            </w:r>
+          </w:p>
+        </w:tc>
+        <w:tc>
+          <w:tcPr>
+            <w:tcW w:type="dxa" w:w="2551"/>
+          </w:tcPr>
+          <w:p>
+            <w:r>
+              <w:rPr>
+                <w:sz w:val="20"/>
+              </w:rPr>
+              <w:t>717</w:t>
+            </w:r>
+          </w:p>
+        </w:tc>
+      </w:tr>
+      <w:tr>
+        <w:tc>
+          <w:tcPr>
+            <w:tcW w:type="dxa" w:w="2551"/>
+          </w:tcPr>
+          <w:p>
+            <w:r>
+              <w:rPr>
+                <w:sz w:val="20"/>
+              </w:rPr>
+              <w:t>Konzern</w:t>
+            </w:r>
+          </w:p>
+        </w:tc>
+        <w:tc>
+          <w:tcPr>
+            <w:tcW w:type="dxa" w:w="2551"/>
+          </w:tcPr>
+          <w:p>
+            <w:r>
+              <w:rPr>
+                <w:sz w:val="20"/>
+              </w:rPr>
+              <w:t>170</w:t>
+            </w:r>
+          </w:p>
+        </w:tc>
+        <w:tc>
+          <w:tcPr>
+            <w:tcW w:type="dxa" w:w="2551"/>
+          </w:tcPr>
+          <w:p>
+            <w:r>
+              <w:rPr>
+                <w:sz w:val="20"/>
+              </w:rPr>
+              <w:t>188</w:t>
+            </w:r>
+          </w:p>
+        </w:tc>
+      </w:tr>
+    </w:tbl>
+    <w:p>
+      <w:pPr>
+        <w:spacing w:before="0" w:after="100"/>
+      </w:pPr>
+      <w:r>
+        <w:rPr>
+          <w:b w:val="0"/>
+          <w:i w:val="0"/>
+          <w:sz w:val="22"/>
+        </w:rPr>
+        <w:t>χ² = 1,277, p = 0,2585 — nicht signifikant. Ein Unterschied wie der beobachtete (oder größer) wäre bei tatsächlicher Unabhängigkeit in rund 26 von 100 Fällen zu erwarten — deutlich über der 5-%-Schwelle. Es gibt keinen statistisch abgesicherten Zusammenhang zwischen Konzernzugehörigkeit und Qualitätsproblemen.</w:t>
+      </w:r>
+    </w:p>
+    <w:p>
+      <w:pPr>
+        <w:spacing w:before="0" w:after="60"/>
+      </w:pPr>
+      <w:r>
+        <w:rPr>
+          <w:b/>
+          <w:i w:val="0"/>
+          <w:sz w:val="22"/>
+        </w:rPr>
+        <w:t>ANOVA: auffällig-Quote nach Trägerschaft</w:t>
+      </w:r>
+    </w:p>
+    <w:p>
+      <w:pPr>
+        <w:spacing w:before="0" w:after="100"/>
+      </w:pPr>
+      <w:r>
+        <w:rPr>
+          <w:b w:val="0"/>
+          <w:i w:val="0"/>
+          <w:sz w:val="22"/>
+        </w:rPr>
+        <w:t>Eine einfaktorielle Varianzanalyse (ANOVA) testet, ob sich die Mittelwerte von mehr als zwei Gruppen gleichzeitig unterscheiden — hier: privat / freigemeinnützig / öffentlich, also 3 Gruppen statt der 2 beim T-Test. Sie liefert eine F-Statistik und einen p-Wert; ein signifikantes Ergebnis würde nur sagen 'mindestens eine Gruppe unterscheidet sich von den anderen', nicht automatisch welche.</w:t>
+      </w:r>
+    </w:p>
+    <w:tbl>
+      <w:tblPr>
+        <w:tblStyle w:val="TableGrid"/>
+        <w:tblW w:type="auto" w:w="0"/>
+        <w:tblLook w:firstColumn="1" w:firstRow="1" w:lastColumn="0" w:lastRow="0" w:noHBand="0" w:noVBand="1" w:val="04A0"/>
+      </w:tblPr>
+      <w:tblGrid>
+        <w:gridCol w:w="3041"/>
+        <w:gridCol w:w="3041"/>
+        <w:gridCol w:w="3041"/>
+      </w:tblGrid>
+      <w:tr>
+        <w:tc>
+          <w:tcPr>
+            <w:tcW w:type="dxa" w:w="2835"/>
+            <w:shd w:fill="1F497D" w:val="clear"/>
+          </w:tcPr>
+          <w:p>
+            <w:r>
+              <w:rPr>
+                <w:b/>
+                <w:color w:val="FFFFFF"/>
+                <w:sz w:val="20"/>
+              </w:rPr>
+              <w:t>Trägerart</w:t>
+            </w:r>
+          </w:p>
+        </w:tc>
+        <w:tc>
+          <w:tcPr>
+            <w:tcW w:type="dxa" w:w="2551"/>
+            <w:shd w:fill="1F497D" w:val="clear"/>
+          </w:tcPr>
+          <w:p>
+            <w:r>
+              <w:rPr>
+                <w:b/>
+                <w:color w:val="FFFFFF"/>
+                <w:sz w:val="20"/>
+              </w:rPr>
+              <w:t>Ø auffällig-Quote</w:t>
+            </w:r>
+          </w:p>
+        </w:tc>
+        <w:tc>
+          <w:tcPr>
+            <w:tcW w:type="dxa" w:w="1984"/>
+            <w:shd w:fill="1F497D" w:val="clear"/>
+          </w:tcPr>
+          <w:p>
+            <w:r>
+              <w:rPr>
+                <w:b/>
+                <w:color w:val="FFFFFF"/>
+                <w:sz w:val="20"/>
+              </w:rPr>
+              <w:t>n</w:t>
+            </w:r>
+          </w:p>
+        </w:tc>
+      </w:tr>
+      <w:tr>
+        <w:tc>
+          <w:tcPr>
+            <w:tcW w:type="dxa" w:w="2835"/>
+          </w:tcPr>
+          <w:p>
+            <w:r>
+              <w:rPr>
+                <w:sz w:val="20"/>
+              </w:rPr>
+              <w:t>Privat</w:t>
+            </w:r>
+          </w:p>
+        </w:tc>
+        <w:tc>
+          <w:tcPr>
+            <w:tcW w:type="dxa" w:w="2551"/>
+          </w:tcPr>
+          <w:p>
+            <w:r>
+              <w:rPr>
+                <w:sz w:val="20"/>
+              </w:rPr>
+              <w:t>0,0856</w:t>
+            </w:r>
+          </w:p>
+        </w:tc>
+        <w:tc>
+          <w:tcPr>
+            <w:tcW w:type="dxa" w:w="1984"/>
+          </w:tcPr>
+          <w:p>
+            <w:r>
+              <w:rPr>
+                <w:sz w:val="20"/>
+              </w:rPr>
+              <w:t>502</w:t>
+            </w:r>
+          </w:p>
+        </w:tc>
+      </w:tr>
+      <w:tr>
+        <w:tc>
+          <w:tcPr>
+            <w:tcW w:type="dxa" w:w="2835"/>
+          </w:tcPr>
+          <w:p>
+            <w:r>
+              <w:rPr>
+                <w:sz w:val="20"/>
+              </w:rPr>
+              <w:t>Freigemeinnützig</w:t>
+            </w:r>
+          </w:p>
+        </w:tc>
+        <w:tc>
+          <w:tcPr>
+            <w:tcW w:type="dxa" w:w="2551"/>
+          </w:tcPr>
+          <w:p>
+            <w:r>
+              <w:rPr>
+                <w:sz w:val="20"/>
+              </w:rPr>
+              <w:t>0,0857</w:t>
+            </w:r>
+          </w:p>
+        </w:tc>
+        <w:tc>
+          <w:tcPr>
+            <w:tcW w:type="dxa" w:w="1984"/>
+          </w:tcPr>
+          <w:p>
+            <w:r>
+              <w:rPr>
+                <w:sz w:val="20"/>
+              </w:rPr>
+              <w:t>607</w:t>
+            </w:r>
+          </w:p>
+        </w:tc>
+      </w:tr>
+      <w:tr>
+        <w:tc>
+          <w:tcPr>
+            <w:tcW w:type="dxa" w:w="2835"/>
+          </w:tcPr>
+          <w:p>
+            <w:r>
+              <w:rPr>
+                <w:sz w:val="20"/>
+              </w:rPr>
+              <w:t>Öffentlich</w:t>
+            </w:r>
+          </w:p>
+        </w:tc>
+        <w:tc>
+          <w:tcPr>
+            <w:tcW w:type="dxa" w:w="2551"/>
+          </w:tcPr>
+          <w:p>
+            <w:r>
+              <w:rPr>
+                <w:sz w:val="20"/>
+              </w:rPr>
+              <w:t>0,0872</w:t>
+            </w:r>
+          </w:p>
+        </w:tc>
+        <w:tc>
+          <w:tcPr>
+            <w:tcW w:type="dxa" w:w="1984"/>
+          </w:tcPr>
+          <w:p>
+            <w:r>
+              <w:rPr>
+                <w:sz w:val="20"/>
+              </w:rPr>
+              <w:t>684</w:t>
+            </w:r>
+          </w:p>
+        </w:tc>
+      </w:tr>
+    </w:tbl>
+    <w:p>
+      <w:pPr>
+        <w:spacing w:before="0" w:after="100"/>
+      </w:pPr>
+      <w:r>
+        <w:rPr>
+          <w:b w:val="0"/>
+          <w:i w:val="0"/>
+          <w:sz w:val="22"/>
+        </w:rPr>
+        <w:t>F = 0,031, p = 0,969 — nicht signifikant. Die drei Trägerarten-Mittelwerte sind auf Ebene der stetigen auffällig-Quote praktisch identisch — die ANOVA findet keinen statistisch signifikanten Unterschied. Das relativiert den auf den ersten Blick klaren Balkendiagramm-Unterschied in Grafik 3 erheblich: Dort wird die kontinuierliche Quote erst durch den Median-Split in zwei Gruppen geteilt — schon kleine, nicht signifikante Unterschiede in der Quote können dabei zu sichtbar unterschiedlichen Prozentsätzen führen.</w:t>
+      </w:r>
+    </w:p>
+    <w:p>
+      <w:pPr>
+        <w:spacing w:before="0" w:after="60"/>
+      </w:pPr>
+      <w:r>
+        <w:rPr>
+          <w:b/>
+          <w:i w:val="0"/>
+          <w:sz w:val="22"/>
+        </w:rPr>
+        <w:t>95 %-Konfidenzintervall: Ärzte pro Bett</w:t>
+      </w:r>
+    </w:p>
+    <w:p>
+      <w:pPr>
+        <w:spacing w:before="0" w:after="100"/>
+      </w:pPr>
+      <w:r>
+        <w:rPr>
+          <w:b w:val="0"/>
+          <w:i w:val="0"/>
+          <w:sz w:val="22"/>
+        </w:rPr>
+        <w:t>Ein Konfidenzintervall ist ein Wertebereich, der den 'wahren' Mittelwert einer Grundgesamtheit mit einer festgelegten Sicherheit (hier 95 %) einschließt — eine Ergänzung zum reinen Punktschätzwert (Mittelwert), die zeigt, wie präzise dieser Schätzwert ist.</w:t>
+      </w:r>
+    </w:p>
+    <w:p>
+      <w:pPr>
+        <w:spacing w:before="0" w:after="100"/>
+      </w:pPr>
+      <w:r>
+        <w:rPr>
+          <w:b w:val="0"/>
+          <w:i w:val="0"/>
+          <w:sz w:val="22"/>
+        </w:rPr>
+        <w:t>Wenige Probleme: [0,389; 0,416]. Viele Probleme: [0,484; 0,516]. Die beiden Intervalle überlappen sich nicht — ein weiteres, anschauliches Indiz (neben dem p-Wert des T-Tests) dafür, dass der Unterschied zwischen den Gruppen real und nicht nur Stichprobenrauschen ist.</w:t>
+      </w:r>
+    </w:p>
+    <w:p>
+      <w:pPr>
+        <w:spacing w:before="0" w:after="60"/>
+      </w:pPr>
+      <w:r>
+        <w:rPr>
+          <w:b/>
+          <w:i w:val="0"/>
+          <w:sz w:val="22"/>
+        </w:rPr>
+        <w:t>Gesamtübersicht aller Tests</w:t>
+      </w:r>
+    </w:p>
+    <w:tbl>
+      <w:tblPr>
+        <w:tblStyle w:val="TableGrid"/>
+        <w:tblW w:type="auto" w:w="0"/>
+        <w:tblLook w:firstColumn="1" w:firstRow="1" w:lastColumn="0" w:lastRow="0" w:noHBand="0" w:noVBand="1" w:val="04A0"/>
+      </w:tblPr>
+      <w:tblGrid>
+        <w:gridCol w:w="2280"/>
+        <w:gridCol w:w="2280"/>
+        <w:gridCol w:w="2280"/>
+        <w:gridCol w:w="2280"/>
+      </w:tblGrid>
+      <w:tr>
+        <w:tc>
+          <w:tcPr>
+            <w:tcW w:type="dxa" w:w="1701"/>
+            <w:shd w:fill="1F497D" w:val="clear"/>
+          </w:tcPr>
+          <w:p>
+            <w:r>
+              <w:rPr>
+                <w:b/>
+                <w:color w:val="FFFFFF"/>
+                <w:sz w:val="20"/>
+              </w:rPr>
+              <w:t>Test</w:t>
+            </w:r>
+          </w:p>
+        </w:tc>
+        <w:tc>
+          <w:tcPr>
+            <w:tcW w:type="dxa" w:w="3118"/>
+            <w:shd w:fill="1F497D" w:val="clear"/>
+          </w:tcPr>
+          <w:p>
+            <w:r>
+              <w:rPr>
+                <w:b/>
+                <w:color w:val="FFFFFF"/>
+                <w:sz w:val="20"/>
+              </w:rPr>
+              <w:t>Merkmal</w:t>
+            </w:r>
+          </w:p>
+        </w:tc>
+        <w:tc>
+          <w:tcPr>
+            <w:tcW w:type="dxa" w:w="2835"/>
+            <w:shd w:fill="1F497D" w:val="clear"/>
+          </w:tcPr>
+          <w:p>
+            <w:r>
+              <w:rPr>
+                <w:b/>
+                <w:color w:val="FFFFFF"/>
+                <w:sz w:val="20"/>
+              </w:rPr>
+              <w:t>Ergebnis</w:t>
+            </w:r>
+          </w:p>
+        </w:tc>
+        <w:tc>
+          <w:tcPr>
+            <w:tcW w:type="dxa" w:w="1417"/>
+            <w:shd w:fill="1F497D" w:val="clear"/>
+          </w:tcPr>
+          <w:p>
+            <w:r>
+              <w:rPr>
+                <w:b/>
+                <w:color w:val="FFFFFF"/>
+                <w:sz w:val="20"/>
+              </w:rPr>
+              <w:t>Signifikant?</w:t>
+            </w:r>
+          </w:p>
+        </w:tc>
+      </w:tr>
+      <w:tr>
+        <w:tc>
+          <w:tcPr>
+            <w:tcW w:type="dxa" w:w="1701"/>
+          </w:tcPr>
+          <w:p>
+            <w:r>
+              <w:rPr>
+                <w:sz w:val="20"/>
+              </w:rPr>
+              <w:t>T-Test</w:t>
+            </w:r>
+          </w:p>
+        </w:tc>
+        <w:tc>
+          <w:tcPr>
+            <w:tcW w:type="dxa" w:w="3118"/>
+          </w:tcPr>
+          <w:p>
+            <w:r>
+              <w:rPr>
+                <w:sz w:val="20"/>
+              </w:rPr>
+              <w:t>Ärzte pro Bett</w:t>
+            </w:r>
+          </w:p>
+        </w:tc>
+        <w:tc>
+          <w:tcPr>
+            <w:tcW w:type="dxa" w:w="2835"/>
+          </w:tcPr>
+          <w:p>
+            <w:r>
+              <w:rPr>
+                <w:sz w:val="20"/>
+              </w:rPr>
+              <w:t>t = −9,13, p &lt; 0,0001</w:t>
+            </w:r>
+          </w:p>
+        </w:tc>
+        <w:tc>
+          <w:tcPr>
+            <w:tcW w:type="dxa" w:w="1417"/>
+          </w:tcPr>
+          <w:p>
+            <w:r>
+              <w:rPr>
+                <w:sz w:val="20"/>
+              </w:rPr>
+              <w:t>Ja</w:t>
+            </w:r>
+          </w:p>
+        </w:tc>
+      </w:tr>
+      <w:tr>
+        <w:tc>
+          <w:tcPr>
+            <w:tcW w:type="dxa" w:w="1701"/>
+          </w:tcPr>
+          <w:p>
+            <w:r>
+              <w:rPr>
+                <w:sz w:val="20"/>
+              </w:rPr>
+              <w:t>T-Test</w:t>
+            </w:r>
+          </w:p>
+        </w:tc>
+        <w:tc>
+          <w:tcPr>
+            <w:tcW w:type="dxa" w:w="3118"/>
+          </w:tcPr>
+          <w:p>
+            <w:r>
+              <w:rPr>
+                <w:sz w:val="20"/>
+              </w:rPr>
+              <w:t>Pflegekräfte pro Bett</w:t>
+            </w:r>
+          </w:p>
+        </w:tc>
+        <w:tc>
+          <w:tcPr>
+            <w:tcW w:type="dxa" w:w="2835"/>
+          </w:tcPr>
+          <w:p>
+            <w:r>
+              <w:rPr>
+                <w:sz w:val="20"/>
+              </w:rPr>
+              <w:t>t = −7,51, p &lt; 0,0001</w:t>
+            </w:r>
+          </w:p>
+        </w:tc>
+        <w:tc>
+          <w:tcPr>
+            <w:tcW w:type="dxa" w:w="1417"/>
+          </w:tcPr>
+          <w:p>
+            <w:r>
+              <w:rPr>
+                <w:sz w:val="20"/>
+              </w:rPr>
+              <w:t>Ja</w:t>
+            </w:r>
+          </w:p>
+        </w:tc>
+      </w:tr>
+      <w:tr>
+        <w:tc>
+          <w:tcPr>
+            <w:tcW w:type="dxa" w:w="1701"/>
+          </w:tcPr>
+          <w:p>
+            <w:r>
+              <w:rPr>
+                <w:sz w:val="20"/>
+              </w:rPr>
+              <w:t>Chi²-Test</w:t>
+            </w:r>
+          </w:p>
+        </w:tc>
+        <w:tc>
+          <w:tcPr>
+            <w:tcW w:type="dxa" w:w="3118"/>
+          </w:tcPr>
+          <w:p>
+            <w:r>
+              <w:rPr>
+                <w:sz w:val="20"/>
+              </w:rPr>
+              <w:t>Konzern ↔ viele Probleme</w:t>
+            </w:r>
+          </w:p>
+        </w:tc>
+        <w:tc>
+          <w:tcPr>
+            <w:tcW w:type="dxa" w:w="2835"/>
+          </w:tcPr>
+          <w:p>
+            <w:r>
+              <w:rPr>
+                <w:sz w:val="20"/>
+              </w:rPr>
+              <w:t>χ² = 1,277, p = 0,2585</w:t>
+            </w:r>
+          </w:p>
+        </w:tc>
+        <w:tc>
+          <w:tcPr>
+            <w:tcW w:type="dxa" w:w="1417"/>
+          </w:tcPr>
+          <w:p>
+            <w:r>
+              <w:rPr>
+                <w:sz w:val="20"/>
+              </w:rPr>
+              <w:t>Nein</w:t>
+            </w:r>
+          </w:p>
+        </w:tc>
+      </w:tr>
+      <w:tr>
+        <w:tc>
+          <w:tcPr>
+            <w:tcW w:type="dxa" w:w="1701"/>
+          </w:tcPr>
+          <w:p>
+            <w:r>
+              <w:rPr>
+                <w:sz w:val="20"/>
+              </w:rPr>
+              <w:t>ANOVA</w:t>
+            </w:r>
+          </w:p>
+        </w:tc>
+        <w:tc>
+          <w:tcPr>
+            <w:tcW w:type="dxa" w:w="3118"/>
+          </w:tcPr>
+          <w:p>
+            <w:r>
+              <w:rPr>
+                <w:sz w:val="20"/>
+              </w:rPr>
+              <w:t>Trägerschaft (3 Gruppen)</w:t>
+            </w:r>
+          </w:p>
+        </w:tc>
+        <w:tc>
+          <w:tcPr>
+            <w:tcW w:type="dxa" w:w="2835"/>
+          </w:tcPr>
+          <w:p>
+            <w:r>
+              <w:rPr>
+                <w:sz w:val="20"/>
+              </w:rPr>
+              <w:t>F = 0,031, p = 0,969</w:t>
+            </w:r>
+          </w:p>
+        </w:tc>
+        <w:tc>
+          <w:tcPr>
+            <w:tcW w:type="dxa" w:w="1417"/>
+          </w:tcPr>
+          <w:p>
+            <w:r>
+              <w:rPr>
+                <w:sz w:val="20"/>
+              </w:rPr>
+              <w:t>Nein</w:t>
+            </w:r>
+          </w:p>
+        </w:tc>
+      </w:tr>
+    </w:tbl>
+    <w:p/>
+    <w:p>
+      <w:pPr>
+        <w:spacing w:before="0" w:after="60"/>
+      </w:pPr>
+      <w:r>
+        <w:rPr>
+          <w:b/>
+          <w:i w:val="0"/>
+          <w:sz w:val="22"/>
+        </w:rPr>
+        <w:t>Was bringt uns die Inferenzstatistik?</w:t>
+      </w:r>
+    </w:p>
+    <w:p>
+      <w:pPr>
+        <w:pStyle w:val="ListBullet"/>
+        <w:spacing w:before="0" w:after="40"/>
+      </w:pPr>
+      <w:r>
+        <w:rPr>
+          <w:sz w:val="22"/>
+        </w:rPr>
+        <w:t>Trennt echte, robuste Zusammenhänge (Personal pro Bett, hoch signifikant) von optisch auffälligen, aber statistisch nicht abgesicherten Unterschieden (Trägerschaft, Konzernzugehörigkeit).</w:t>
+      </w:r>
+    </w:p>
+    <w:p>
+      <w:pPr>
+        <w:pStyle w:val="ListBullet"/>
+        <w:spacing w:before="0" w:after="40"/>
+      </w:pPr>
+      <w:r>
+        <w:rPr>
+          <w:sz w:val="22"/>
+        </w:rPr>
+        <w:t>Verhindert, dass aus einem zufälligen Muster in einer Stichprobe von 1.821 Häusern eine allgemeingültige Aussage über alle deutschen Krankenhäuser abgeleitet wird.</w:t>
+      </w:r>
+    </w:p>
+    <w:p>
+      <w:pPr>
+        <w:pStyle w:val="ListBullet"/>
+        <w:spacing w:before="0" w:after="40"/>
+      </w:pPr>
+      <w:r>
+        <w:rPr>
+          <w:sz w:val="22"/>
+        </w:rPr>
+        <w:t>Liefert die statistische Grundlage für Baustein 4 (Decision Tree, siehe Abschnitt 5): Die Feature Importance des Modells wird zeigen, ob dieselbe Merkmalsrangfolge bestätigt wird, die hier bereits statistisch abgesichert ist.</w:t>
+      </w:r>
+    </w:p>
+    <w:p>
+      <w:pPr>
+        <w:pStyle w:val="ListBullet"/>
+        <w:spacing w:before="0" w:after="40"/>
+      </w:pPr>
+      <w:r>
+        <w:rPr>
+          <w:sz w:val="22"/>
+        </w:rPr>
+        <w:t>Zeigt: 'Kein Zusammenhang' ist ein ebenso valides Ergebnis wie ein gefundener Zusammenhang, solange es sauber begründet ist — hier durch Chi²- und ANOVA-Test.</w:t>
+      </w:r>
+    </w:p>
+    <w:p>
+      <w:r>
+        <w:br w:type="page"/>
+      </w:r>
+    </w:p>
+    <w:p>
+      <w:pPr>
+        <w:pStyle w:val="Heading1"/>
+        <w:spacing w:before="280" w:after="80"/>
+      </w:pPr>
+      <w:r>
+        <w:rPr>
+          <w:b/>
+          <w:color w:val="1F497D"/>
+          <w:sz w:val="28"/>
+        </w:rPr>
+        <w:t>4  Baustein 3 — Dashboard: Übersicht &amp; Vergleiche  (Woche 3)</w:t>
+      </w:r>
+    </w:p>
+    <w:p>
+      <w:pPr>
+        <w:spacing w:before="0" w:after="100"/>
+      </w:pPr>
+      <w:r>
+        <w:rPr>
+          <w:b w:val="0"/>
+          <w:i w:val="0"/>
+          <w:sz w:val="22"/>
+        </w:rPr>
+        <w:t>Datei: Dashboard/streamlit_dashboard.py  ·  Laut Plan baut Woche 3 die ersten beiden der vier Dashboard-Seiten: Ein fertiges Dashboard ohne Modell ist ein besseres Zwischenergebnis als ein Modell ohne Dashboard — das Modell aus Baustein 4 wird erst in Woche 4 ergänzt.</w:t>
+      </w:r>
+    </w:p>
+    <w:p>
+      <w:pPr>
+        <w:spacing w:before="80" w:after="80"/>
+        <w:pBdr>
+          <w:bottom w:val="single" w:sz="4" w:space="1" w:color="CCCCCC"/>
+        </w:pBdr>
+      </w:pPr>
+    </w:p>
+    <w:p>
+      <w:pPr>
+        <w:pStyle w:val="Heading2"/>
+        <w:spacing w:before="200" w:after="60"/>
+      </w:pPr>
+      <w:r>
+        <w:rPr>
+          <w:b/>
+          <w:color w:val="BF5A00"/>
+          <w:sz w:val="24"/>
+        </w:rPr>
+        <w:t>4.1  Grundstruktur</w:t>
+      </w:r>
+    </w:p>
+    <w:p>
+      <w:pPr>
+        <w:spacing w:before="0" w:after="100"/>
+      </w:pPr>
+      <w:r>
+        <w:rPr>
+          <w:b w:val="0"/>
+          <w:i w:val="0"/>
+          <w:sz w:val="22"/>
+        </w:rPr>
+        <w:t>Streamlit als Werkzeug für die App gewählt: Python-Code wird direkt zu einer interaktiven Weboberfläche, ohne separates Frontend schreiben zu müssen. Navigation über vier Seiten in einem Header-Banner, der aktive Link weiß hervorgehoben; der Seitenstand wird per URL-Parameter (?seite=...) gespeichert, sodass ein Browser-Reload auf derselben Seite bleibt.</w:t>
+      </w:r>
+    </w:p>
+    <w:p>
+      <w:pPr>
+        <w:pStyle w:val="Heading2"/>
+        <w:spacing w:before="200" w:after="60"/>
+      </w:pPr>
+      <w:r>
+        <w:rPr>
+          <w:b/>
+          <w:color w:val="BF5A00"/>
+          <w:sz w:val="24"/>
+        </w:rPr>
+        <w:t>4.2  Seite 1 — „Übersicht“</w:t>
+      </w:r>
+    </w:p>
+    <w:p>
+      <w:pPr>
+        <w:spacing w:before="0" w:after="100"/>
+      </w:pPr>
+      <w:r>
+        <w:rPr>
+          <w:b w:val="0"/>
+          <w:i w:val="0"/>
+          <w:sz w:val="22"/>
+        </w:rPr>
+        <w:t>Drei Filter direkt auf der Seite (Bundesland, Trägerschaft, Klinik-Typ) plus Zurücksetzen-Button. Eine KPI-Tabelle zeigt die wichtigsten Kennzahlen auf einen Blick: Krankenhäuser gesamt, Anteil mit vielen Qualitätsproblemen, Ø auffällig-Quote pro Haus, Ø Ärzte pro Bett.</w:t>
+      </w:r>
+    </w:p>
+    <w:p>
+      <w:pPr>
+        <w:pStyle w:val="ListBullet"/>
+        <w:spacing w:before="0" w:after="40"/>
+      </w:pPr>
+      <w:r>
+        <w:rPr>
+          <w:sz w:val="22"/>
+        </w:rPr>
+        <w:t>Deutschland-Karte: Plotly scatter_mapbox, Farbe = wenige (grün) / viele Probleme (rot), Punktgröße = Bettenzahl.</w:t>
+      </w:r>
+    </w:p>
+    <w:p>
+      <w:pPr>
+        <w:pStyle w:val="ListBullet"/>
+        <w:spacing w:before="0" w:after="40"/>
+      </w:pPr>
+      <w:r>
+        <w:rPr>
+          <w:sz w:val="22"/>
+        </w:rPr>
+        <w:t>Histogramm der auffällig-Quote (30 Balken, gestrichelte Linie bei Median 5,88 %).</w:t>
+      </w:r>
+    </w:p>
+    <w:p>
+      <w:pPr>
+        <w:pStyle w:val="ListBullet"/>
+        <w:spacing w:before="0" w:after="40"/>
+      </w:pPr>
+      <w:r>
+        <w:rPr>
+          <w:sz w:val="22"/>
+        </w:rPr>
+        <w:t>Bundesland-Balkendiagramm — nur sichtbar, wenn kein Bundesland-Filter aktiv ist.</w:t>
+      </w:r>
+    </w:p>
+    <w:p>
+      <w:pPr>
+        <w:pStyle w:val="Heading2"/>
+        <w:spacing w:before="200" w:after="60"/>
+      </w:pPr>
+      <w:r>
+        <w:rPr>
+          <w:b/>
+          <w:color w:val="BF5A00"/>
+          <w:sz w:val="24"/>
+        </w:rPr>
+        <w:t>4.3  Seite 2 — „Vergleiche“</w:t>
+      </w:r>
+    </w:p>
+    <w:p>
+      <w:pPr>
+        <w:spacing w:before="0" w:after="100"/>
+      </w:pPr>
+      <w:r>
+        <w:rPr>
+          <w:b w:val="0"/>
+          <w:i w:val="0"/>
+          <w:sz w:val="22"/>
+        </w:rPr>
+        <w:t>Immer auf dem ungefilterten Gesamtdatensatz (Filter von Seite 1 gelten hier nicht), damit Vergleiche nicht durch einen aktiven Filter verzerrt werden. Vier Tabs:</w:t>
+      </w:r>
+    </w:p>
+    <w:p>
+      <w:pPr>
+        <w:pStyle w:val="ListBullet"/>
+        <w:spacing w:before="0" w:after="40"/>
+      </w:pPr>
+      <w:r>
+        <w:rPr>
+          <w:sz w:val="22"/>
+        </w:rPr>
+        <w:t>Trägerschaft: gruppiertes Balkendiagramm + Erklärungstext (ANOVA-Ergebnis aus Abschnitt 3.2).</w:t>
+      </w:r>
+    </w:p>
+    <w:p>
+      <w:pPr>
+        <w:pStyle w:val="ListBullet"/>
+        <w:spacing w:before="0" w:after="40"/>
+      </w:pPr>
+      <w:r>
+        <w:rPr>
+          <w:sz w:val="22"/>
+        </w:rPr>
+        <w:t>Ärzte pro Bett: zwei Boxplots + Erklärungstext (T-Test-Ergebnis aus Abschnitt 3.2).</w:t>
+      </w:r>
+    </w:p>
+    <w:p>
+      <w:pPr>
+        <w:pStyle w:val="ListBullet"/>
+        <w:spacing w:before="0" w:after="40"/>
+      </w:pPr>
+      <w:r>
+        <w:rPr>
+          <w:sz w:val="22"/>
+        </w:rPr>
+        <w:t>Streudiagramm: frei wählbares Merkmal, zwei Regressionslinien, kontextsensitiver Erklärungstext.</w:t>
+      </w:r>
+    </w:p>
+    <w:p>
+      <w:pPr>
+        <w:pStyle w:val="ListBullet"/>
+        <w:spacing w:before="0" w:after="40"/>
+      </w:pPr>
+      <w:r>
+        <w:rPr>
+          <w:sz w:val="22"/>
+        </w:rPr>
+        <w:t>Pivot-Tabelle: Trägerschaft × Uni-Status, Heatmap-Formatierung mit Erklärungstext.</w:t>
+      </w:r>
+    </w:p>
+    <w:p>
+      <w:pPr>
+        <w:spacing w:before="0" w:after="100"/>
+      </w:pPr>
+      <w:r>
+        <w:rPr>
+          <w:b w:val="0"/>
+          <w:i/>
+          <w:color w:val="555555"/>
+          <w:sz w:val="20"/>
+        </w:rPr>
+        <w:t>Damit sind laut Plan die beiden Pflichtseiten von Woche 3 umgesetzt. Seite 3 „Finde ähnliche Krankenhäuser“ und Seite 4 „Risiko-Rechner“ folgen laut Projektplan in Woche 4 (Tag 3 und 4), nachdem der Entscheidungsbaum aus Baustein 4 trainiert ist.</w:t>
+      </w:r>
+    </w:p>
+    <w:p>
+      <w:r>
+        <w:br w:type="page"/>
+      </w:r>
+    </w:p>
+    <w:p>
+      <w:pPr>
+        <w:pStyle w:val="Heading1"/>
+        <w:spacing w:before="280" w:after="80"/>
+      </w:pPr>
+      <w:r>
+        <w:rPr>
+          <w:b/>
+          <w:color w:val="1F497D"/>
+          <w:sz w:val="28"/>
+        </w:rPr>
+        <w:t>5  Baustein 4 — Entscheidungsbaum: Training  (Woche 4, Tag 1)</w:t>
+      </w:r>
+    </w:p>
+    <w:p>
+      <w:pPr>
+        <w:spacing w:before="0" w:after="100"/>
+      </w:pPr>
+      <w:r>
+        <w:rPr>
+          <w:b w:val="0"/>
+          <w:i w:val="0"/>
+          <w:sz w:val="22"/>
+        </w:rPr>
+        <w:t>Notebook: Notebooks/03_Decision_Tree.ipynb  ·  Laut Plan teilt sich Woche 4 in: Tag 1 Split/Basislinie/Training, Tag 2 Modell bewerten und verstehen, Tag 3 Dashboard-Seite „Ähnliche Häuser“, Tag 4 Risiko-Rechner, Tag 5 alles zusammenführen. Dieser Bericht zeigt den Stand nach Tag 1.</w:t>
+      </w:r>
+    </w:p>
+    <w:p>
+      <w:pPr>
+        <w:spacing w:before="80" w:after="80"/>
+        <w:pBdr>
+          <w:bottom w:val="single" w:sz="4" w:space="1" w:color="CCCCCC"/>
+        </w:pBdr>
+      </w:pPr>
+    </w:p>
+    <w:p>
+      <w:pPr>
+        <w:pStyle w:val="Heading2"/>
+        <w:spacing w:before="200" w:after="60"/>
+      </w:pPr>
+      <w:r>
+        <w:rPr>
+          <w:b/>
+          <w:color w:val="BF5A00"/>
+          <w:sz w:val="24"/>
+        </w:rPr>
+        <w:t>5.1  Train-Test-Split und Basislinie</w:t>
+      </w:r>
+    </w:p>
+    <w:p>
+      <w:pPr>
+        <w:spacing w:before="0" w:after="100"/>
+      </w:pPr>
+      <w:r>
+        <w:rPr>
+          <w:b w:val="0"/>
+          <w:i w:val="0"/>
+          <w:sz w:val="22"/>
+        </w:rPr>
+        <w:t>Aufteilung der 1.821 Häuser in 1.456 Trainings- (80 %) und 365 Testdaten (20 %), stratifiziert nach der Ziel-Variable, random_state=42 für Reproduzierbarkeit.</w:t>
+      </w:r>
+    </w:p>
+    <w:p>
+      <w:pPr>
+        <w:spacing w:before="40" w:after="40"/>
+        <w:ind w:left="454"/>
+      </w:pPr>
+      <w:r>
+        <w:rPr>
+          <w:rFonts w:ascii="Courier New" w:hAnsi="Courier New"/>
+          <w:color w:val="2C3E50"/>
+          <w:sz w:val="19"/>
+        </w:rPr>
+        <w:t>X_train, X_test, y_train, y_test = train_test_split(</w:t>
+      </w:r>
+    </w:p>
+    <w:p>
+      <w:pPr>
+        <w:spacing w:before="40" w:after="40"/>
+        <w:ind w:left="454"/>
+      </w:pPr>
+      <w:r>
+        <w:rPr>
+          <w:rFonts w:ascii="Courier New" w:hAnsi="Courier New"/>
+          <w:color w:val="2C3E50"/>
+          <w:sz w:val="19"/>
+        </w:rPr>
+        <w:t xml:space="preserve">    X, y, test_size=0.2, stratify=y, random_state=42)</w:t>
+      </w:r>
+    </w:p>
+    <w:p>
+      <w:pPr>
+        <w:spacing w:before="0" w:after="100"/>
+      </w:pPr>
+      <w:r>
+        <w:rPr>
+          <w:b w:val="0"/>
+          <w:i w:val="0"/>
+          <w:sz w:val="22"/>
+        </w:rPr>
+        <w:t>Basislinie (naiver Vergleichswert): 50,4 %. Würde man für jedes Haus blind immer 'Wenige Probleme' tippen, läge man bei 916 von 1.821 Häusern zufällig richtig — das Modell muss besser sein als dieser blinde Tipp, sonst wäre es nutzlos.</w:t>
+      </w:r>
+    </w:p>
+    <w:p>
+      <w:pPr>
+        <w:pStyle w:val="Heading2"/>
+        <w:spacing w:before="200" w:after="60"/>
+      </w:pPr>
+      <w:r>
+        <w:rPr>
+          <w:b/>
+          <w:color w:val="BF5A00"/>
+          <w:sz w:val="24"/>
+        </w:rPr>
+        <w:t>5.2  Entscheidungsbaum trainieren</w:t>
+      </w:r>
+    </w:p>
+    <w:p>
+      <w:pPr>
+        <w:spacing w:before="0" w:after="100"/>
+      </w:pPr>
+      <w:r>
+        <w:rPr>
+          <w:b w:val="0"/>
+          <w:i w:val="0"/>
+          <w:sz w:val="22"/>
+        </w:rPr>
+        <w:t>Hyperparameter: max_depth=3 — der Baum darf maximal drei Ebenen tief verzweigen. Bewusst flach gewählt: Ein flacher Baum bleibt vollständig interpretierbar (jede Verzweigung lässt sich direkt ablesen und vorlesen) und läuft weniger Gefahr, Trainingsdaten auswendig zu lernen (Overfitting), statt allgemeine Muster zu finden.</w:t>
+      </w:r>
+    </w:p>
+    <w:p>
+      <w:pPr>
+        <w:spacing w:before="40" w:after="40"/>
+        <w:ind w:left="454"/>
+      </w:pPr>
+      <w:r>
+        <w:rPr>
+          <w:rFonts w:ascii="Courier New" w:hAnsi="Courier New"/>
+          <w:color w:val="2C3E50"/>
+          <w:sz w:val="19"/>
+        </w:rPr>
+        <w:t>baum = DecisionTreeClassifier(max_depth=3, random_state=42)</w:t>
+      </w:r>
+    </w:p>
+    <w:p>
+      <w:pPr>
+        <w:spacing w:before="40" w:after="40"/>
+        <w:ind w:left="454"/>
+      </w:pPr>
+      <w:r>
+        <w:rPr>
+          <w:rFonts w:ascii="Courier New" w:hAnsi="Courier New"/>
+          <w:color w:val="2C3E50"/>
+          <w:sz w:val="19"/>
+        </w:rPr>
+        <w:t>baum.fit(X_train, y_train)</w:t>
+      </w:r>
+    </w:p>
+    <w:p>
+      <w:pPr>
+        <w:spacing w:before="0" w:after="100"/>
+      </w:pPr>
+      <w:r>
+        <w:rPr>
+          <w:b w:val="0"/>
+          <w:i w:val="0"/>
+          <w:sz w:val="22"/>
+        </w:rPr>
+        <w:t>Die 7 Merkmale entsprechen der Analysetabelle aus Baustein 1: Bettenzahl, Uni-Status, Fortbildungsquote, Ärzte pro Bett, Pflegekräfte pro Bett, Konzernzugehörigkeit, Trägerschaft (codiert).</w:t>
+      </w:r>
+    </w:p>
+    <w:p>
+      <w:pPr>
+        <w:spacing w:before="0" w:after="100"/>
+      </w:pPr>
+      <w:r>
+        <w:rPr>
+          <w:b w:val="0"/>
+          <w:i/>
+          <w:color w:val="555555"/>
+          <w:sz w:val="20"/>
+        </w:rPr>
+        <w:t>Modellbewertung (Woche 4, Tag 2): Metriken (Accuracy, Precision, Recall, F1-Score, Confusion Matrix), 5-Fold Cross-Validation, Feature Importance und die R²-Metrik zum Vergleich mit einer linearen Regression sind laut Plan für heute vorgesehen und werden im nächsten Bericht ergänzt.</w:t>
       </w:r>
     </w:p>
     <w:sectPr>

--- a/Doku/Dozent/Fortschrittsbericht_Qualitaets_Muster_Finder.docx
+++ b/Doku/Dozent/Fortschrittsbericht_Qualitaets_Muster_Finder.docx
@@ -38,7 +38,7 @@
           <w:color w:val="555555"/>
           <w:sz w:val="22"/>
         </w:rPr>
-        <w:t>Datenanalyse-Projekt · 18.08.2026</w:t>
+        <w:t>Datenanalyse-Projekt · 20.08.2026</w:t>
         <w:br/>
         <w:t>Datenbasis: IQTIG Qualitätsberichte 2023 · 1.821 Krankenhäuser</w:t>
       </w:r>
@@ -3343,7 +3343,7 @@
           <w:i w:val="0"/>
           <w:sz w:val="22"/>
         </w:rPr>
-        <w:t>Notebook: Notebooks/02_Analyse.ipynb  ·  Ergebnis: 12 Grafiken in grafiken/  ·  5 statistische Tests</w:t>
+        <w:t>Notebook: Notebooks/02_Analyse.ipynb  ·  Ergebnis: 10 Grafiken in grafiken/  ·  5 statistische Tests</w:t>
       </w:r>
     </w:p>
     <w:p>
@@ -3365,7 +3365,7 @@
           <w:color w:val="BF5A00"/>
           <w:sz w:val="24"/>
         </w:rPr>
-        <w:t>3.1  Die 12 Grafiken im Detail</w:t>
+        <w:t>3.1  Die 10 Grafiken im Detail</w:t>
       </w:r>
     </w:p>
     <w:p>
@@ -4038,7 +4038,7 @@
           <w:color w:val="555555"/>
           <w:sz w:val="20"/>
         </w:rPr>
-        <w:t>Grafik 5+6 — Fortbildungsquote (kein Unterschied) &amp; Ärzte pro Bett (sichtbarer Unterschied)</w:t>
+        <w:t>Grafik 5+6 — Ärzte pro Bett &amp; Pflegekräfte pro Bett (beide mit sichtbarem Unterschied)</w:t>
       </w:r>
     </w:p>
     <w:p>
@@ -4049,7 +4049,7 @@
       <w:r>
         <w:drawing>
           <wp:inline xmlns:a="http://schemas.openxmlformats.org/drawingml/2006/main" xmlns:pic="http://schemas.openxmlformats.org/drawingml/2006/picture">
-            <wp:extent cx="4680000" cy="2076773"/>
+            <wp:extent cx="4680000" cy="2073555"/>
             <wp:docPr id="6" name="Picture 6"/>
             <wp:cNvGraphicFramePr>
               <a:graphicFrameLocks noChangeAspect="1"/>
@@ -4058,7 +4058,7 @@
               <a:graphicData uri="http://schemas.openxmlformats.org/drawingml/2006/picture">
                 <pic:pic>
                   <pic:nvPicPr>
-                    <pic:cNvPr id="0" name="g5_6_fortbildung_aerzte.png"/>
+                    <pic:cNvPr id="0" name="g5_6_aerzte_pflege.png"/>
                     <pic:cNvPicPr/>
                   </pic:nvPicPr>
                   <pic:blipFill>
@@ -4070,7 +4070,7 @@
                   <pic:spPr>
                     <a:xfrm>
                       <a:off x="0" y="0"/>
-                      <a:ext cx="4680000" cy="2076773"/>
+                      <a:ext cx="4680000" cy="2073555"/>
                     </a:xfrm>
                     <a:prstGeom prst="rect"/>
                   </pic:spPr>
@@ -4097,7 +4097,7 @@
           <w:color w:val="555555"/>
           <w:sz w:val="19"/>
         </w:rPr>
-        <w:t>Warum wichtig: Die entscheidende Weiche der gesamten Analyse. Fortbildungsquote zeigt keinerlei Unterschied (Md=0,667 in beiden Gruppen) und wird verworfen. Ärzte pro Bett zeigt eine sichtbare Verschiebung (Md 0,382 vs. 0,470, Häuser mit vielen Problemen haben MEHR Ärzte pro Bett) — bestätigt sich später per T-Test (t=−9,13, p&lt;0,0001) als stärkstes Einzelmerkmal und höchste Feature Importance im späteren Decision Tree.</w:t>
+        <w:t>Warum wichtig: Die entscheidende Weiche der gesamten Analyse — beide Personal-Merkmale zeigen dieselbe Richtung. Ärzte pro Bett: Md 0,382 vs. 0,470 (Häuser mit vielen Problemen haben MEHR Ärzte pro Bett) — bestätigt sich später per T-Test (t=−9,13, p&lt;0,0001) als stärkstes Einzelmerkmal und höchste Feature Importance im späteren Decision Tree. Pflegekräfte pro Bett: Md 0,891 vs. 1,047, dasselbe Muster, ebenfalls hoch signifikant (t=−7,51, p&lt;0,0001) — ein Hinweis, dass beide Merkmale teilweise dieselbe Eigenschaft 'Personalausstattung' messen (Korrelation r=0,58 untereinander, siehe Grafik 8).</w:t>
       </w:r>
     </w:p>
     <w:p>
@@ -4122,7 +4122,7 @@
       <w:r>
         <w:drawing>
           <wp:inline xmlns:a="http://schemas.openxmlformats.org/drawingml/2006/main" xmlns:pic="http://schemas.openxmlformats.org/drawingml/2006/picture">
-            <wp:extent cx="4680000" cy="2882384"/>
+            <wp:extent cx="2880000" cy="4133770"/>
             <wp:docPr id="7" name="Picture 7"/>
             <wp:cNvGraphicFramePr>
               <a:graphicFrameLocks noChangeAspect="1"/>
@@ -4131,7 +4131,7 @@
               <a:graphicData uri="http://schemas.openxmlformats.org/drawingml/2006/picture">
                 <pic:pic>
                   <pic:nvPicPr>
-                    <pic:cNvPr id="0" name="g7_bundesland.png"/>
+                    <pic:cNvPr id="0" name="g7_bundesland_kachelkarte.png"/>
                     <pic:cNvPicPr/>
                   </pic:nvPicPr>
                   <pic:blipFill>
@@ -4143,7 +4143,7 @@
                   <pic:spPr>
                     <a:xfrm>
                       <a:off x="0" y="0"/>
-                      <a:ext cx="4680000" cy="2882384"/>
+                      <a:ext cx="2880000" cy="4133770"/>
                     </a:xfrm>
                     <a:prstGeom prst="rect"/>
                   </pic:spPr>
@@ -4257,7 +4257,7 @@
           <w:color w:val="555555"/>
           <w:sz w:val="20"/>
         </w:rPr>
-        <w:t>Grafik 9 — Streudiagramm: Bettenzahl vs. Ärzte pro Bett</w:t>
+        <w:t>Grafik 9 — Konzernhaus (52,5 %) vs. unabhängiges Haus (49,0 %)</w:t>
       </w:r>
     </w:p>
     <w:p>
@@ -4268,7 +4268,7 @@
       <w:r>
         <w:drawing>
           <wp:inline xmlns:a="http://schemas.openxmlformats.org/drawingml/2006/main" xmlns:pic="http://schemas.openxmlformats.org/drawingml/2006/picture">
-            <wp:extent cx="4680000" cy="3178547"/>
+            <wp:extent cx="4680000" cy="3414619"/>
             <wp:docPr id="9" name="Picture 9"/>
             <wp:cNvGraphicFramePr>
               <a:graphicFrameLocks noChangeAspect="1"/>
@@ -4277,230 +4277,11 @@
               <a:graphicData uri="http://schemas.openxmlformats.org/drawingml/2006/picture">
                 <pic:pic>
                   <pic:nvPicPr>
-                    <pic:cNvPr id="0" name="g9_scatter_betten_aerzte.png"/>
+                    <pic:cNvPr id="0" name="g9_konzern_vergleich.png"/>
                     <pic:cNvPicPr/>
                   </pic:nvPicPr>
                   <pic:blipFill>
                     <a:blip r:embed="rId16"/>
-                    <a:stretch>
-                      <a:fillRect/>
-                    </a:stretch>
-                  </pic:blipFill>
-                  <pic:spPr>
-                    <a:xfrm>
-                      <a:off x="0" y="0"/>
-                      <a:ext cx="4680000" cy="3178547"/>
-                    </a:xfrm>
-                    <a:prstGeom prst="rect"/>
-                  </pic:spPr>
-                </pic:pic>
-              </a:graphicData>
-            </a:graphic>
-          </wp:inline>
-        </w:drawing>
-      </w:r>
-    </w:p>
-    <w:p>
-      <w:pPr>
-        <w:spacing w:after="40"/>
-      </w:pPr>
-    </w:p>
-    <w:p>
-      <w:pPr>
-        <w:spacing w:before="0" w:after="100"/>
-      </w:pPr>
-      <w:r>
-        <w:rPr>
-          <w:b w:val="0"/>
-          <w:i w:val="0"/>
-          <w:color w:val="555555"/>
-          <w:sz w:val="19"/>
-        </w:rPr>
-        <w:t>Warum wichtig: Prüft, ob sich die beiden Gruppen anhand von zwei Merkmalen gemeinsam trennen lassen — mehr Information als eine einzelne Korrelationszahl. Starke Überlappung bestätigt: Mit diesen beiden Merkmalen allein lässt sich kein Haus zuverlässig zuordnen.</w:t>
-      </w:r>
-    </w:p>
-    <w:p>
-      <w:pPr>
-        <w:keepNext/>
-        <w:spacing w:before="120"/>
-      </w:pPr>
-      <w:r>
-        <w:rPr>
-          <w:b/>
-          <w:color w:val="555555"/>
-          <w:sz w:val="20"/>
-        </w:rPr>
-        <w:t>Grafik 10 — Störfaktor: Private Häuser (Md 125 Betten) deutlich kleiner als öffentliche (232)</w:t>
-      </w:r>
-    </w:p>
-    <w:p>
-      <w:pPr>
-        <w:keepNext/>
-        <w:keepLines/>
-      </w:pPr>
-      <w:r>
-        <w:drawing>
-          <wp:inline xmlns:a="http://schemas.openxmlformats.org/drawingml/2006/main" xmlns:pic="http://schemas.openxmlformats.org/drawingml/2006/picture">
-            <wp:extent cx="4680000" cy="3155754"/>
-            <wp:docPr id="10" name="Picture 10"/>
-            <wp:cNvGraphicFramePr>
-              <a:graphicFrameLocks noChangeAspect="1"/>
-            </wp:cNvGraphicFramePr>
-            <a:graphic>
-              <a:graphicData uri="http://schemas.openxmlformats.org/drawingml/2006/picture">
-                <pic:pic>
-                  <pic:nvPicPr>
-                    <pic:cNvPr id="0" name="g10_stoerfaktor_traeger.png"/>
-                    <pic:cNvPicPr/>
-                  </pic:nvPicPr>
-                  <pic:blipFill>
-                    <a:blip r:embed="rId17"/>
-                    <a:stretch>
-                      <a:fillRect/>
-                    </a:stretch>
-                  </pic:blipFill>
-                  <pic:spPr>
-                    <a:xfrm>
-                      <a:off x="0" y="0"/>
-                      <a:ext cx="4680000" cy="3155754"/>
-                    </a:xfrm>
-                    <a:prstGeom prst="rect"/>
-                  </pic:spPr>
-                </pic:pic>
-              </a:graphicData>
-            </a:graphic>
-          </wp:inline>
-        </w:drawing>
-      </w:r>
-    </w:p>
-    <w:p>
-      <w:pPr>
-        <w:spacing w:after="40"/>
-      </w:pPr>
-    </w:p>
-    <w:p>
-      <w:pPr>
-        <w:spacing w:before="0" w:after="100"/>
-      </w:pPr>
-      <w:r>
-        <w:rPr>
-          <w:b w:val="0"/>
-          <w:i w:val="0"/>
-          <w:color w:val="555555"/>
-          <w:sz w:val="19"/>
-        </w:rPr>
-        <w:t>Warum wichtig: Ein methodisch relevanter Kontroll-Befund, jetzt aber zweitrangig: Da die ANOVA in Grafik 3 schon auf Ebene der stetigen Quote keinen Trägereffekt findet, muss hier auch nichts mehr bereinigt werden. Zeigt aber weiterhin, wie wichtig es war, diesen Störfaktor überhaupt zu prüfen, bevor man aus Grafik 3 vorschnell 'privat = schlechter' geschlossen hätte.</w:t>
-      </w:r>
-    </w:p>
-    <w:p>
-      <w:pPr>
-        <w:keepNext/>
-        <w:spacing w:before="120"/>
-      </w:pPr>
-      <w:r>
-        <w:rPr>
-          <w:b/>
-          <w:color w:val="555555"/>
-          <w:sz w:val="20"/>
-        </w:rPr>
-        <w:t>Grafik 11 — Pflegekräfte pro Bett: Wenige Probleme Md=0,891, Viele Probleme Md=1,047</w:t>
-      </w:r>
-    </w:p>
-    <w:p>
-      <w:pPr>
-        <w:keepNext/>
-        <w:keepLines/>
-      </w:pPr>
-      <w:r>
-        <w:drawing>
-          <wp:inline xmlns:a="http://schemas.openxmlformats.org/drawingml/2006/main" xmlns:pic="http://schemas.openxmlformats.org/drawingml/2006/picture">
-            <wp:extent cx="4680000" cy="3049951"/>
-            <wp:docPr id="11" name="Picture 11"/>
-            <wp:cNvGraphicFramePr>
-              <a:graphicFrameLocks noChangeAspect="1"/>
-            </wp:cNvGraphicFramePr>
-            <a:graphic>
-              <a:graphicData uri="http://schemas.openxmlformats.org/drawingml/2006/picture">
-                <pic:pic>
-                  <pic:nvPicPr>
-                    <pic:cNvPr id="0" name="g11_pflege_pro_bett.png"/>
-                    <pic:cNvPicPr/>
-                  </pic:nvPicPr>
-                  <pic:blipFill>
-                    <a:blip r:embed="rId18"/>
-                    <a:stretch>
-                      <a:fillRect/>
-                    </a:stretch>
-                  </pic:blipFill>
-                  <pic:spPr>
-                    <a:xfrm>
-                      <a:off x="0" y="0"/>
-                      <a:ext cx="4680000" cy="3049951"/>
-                    </a:xfrm>
-                    <a:prstGeom prst="rect"/>
-                  </pic:spPr>
-                </pic:pic>
-              </a:graphicData>
-            </a:graphic>
-          </wp:inline>
-        </w:drawing>
-      </w:r>
-    </w:p>
-    <w:p>
-      <w:pPr>
-        <w:spacing w:after="40"/>
-      </w:pPr>
-    </w:p>
-    <w:p>
-      <w:pPr>
-        <w:spacing w:before="0" w:after="100"/>
-      </w:pPr>
-      <w:r>
-        <w:rPr>
-          <w:b w:val="0"/>
-          <w:i w:val="0"/>
-          <w:color w:val="555555"/>
-          <w:sz w:val="19"/>
-        </w:rPr>
-        <w:t>Warum wichtig: Zeigt dasselbe (jetzt positive) Muster wie Ärzte pro Bett und bestätigt sich später ebenfalls per T-Test (t=−7,51, p&lt;0,0001) — wird zum drittwichtigsten Merkmal im Decision Tree. Die Ähnlichkeit zu Grafik 6 ist zugleich ein Hinweis auf Multikollinearität (beide Merkmale korrelieren auch untereinander, r=0,58).</w:t>
-      </w:r>
-    </w:p>
-    <w:p>
-      <w:pPr>
-        <w:keepNext/>
-        <w:spacing w:before="120"/>
-      </w:pPr>
-      <w:r>
-        <w:rPr>
-          <w:b/>
-          <w:color w:val="555555"/>
-          <w:sz w:val="20"/>
-        </w:rPr>
-        <w:t>Grafik 12 — Konzernhaus (52,5 %) vs. unabhängiges Haus (49,0 %)</w:t>
-      </w:r>
-    </w:p>
-    <w:p>
-      <w:pPr>
-        <w:keepNext/>
-        <w:keepLines/>
-      </w:pPr>
-      <w:r>
-        <w:drawing>
-          <wp:inline xmlns:a="http://schemas.openxmlformats.org/drawingml/2006/main" xmlns:pic="http://schemas.openxmlformats.org/drawingml/2006/picture">
-            <wp:extent cx="4680000" cy="3414619"/>
-            <wp:docPr id="12" name="Picture 12"/>
-            <wp:cNvGraphicFramePr>
-              <a:graphicFrameLocks noChangeAspect="1"/>
-            </wp:cNvGraphicFramePr>
-            <a:graphic>
-              <a:graphicData uri="http://schemas.openxmlformats.org/drawingml/2006/picture">
-                <pic:pic>
-                  <pic:nvPicPr>
-                    <pic:cNvPr id="0" name="g12_konzern_vergleich.png"/>
-                    <pic:cNvPicPr/>
-                  </pic:nvPicPr>
-                  <pic:blipFill>
-                    <a:blip r:embed="rId19"/>
                     <a:stretch>
                       <a:fillRect/>
                     </a:stretch>
@@ -4536,6 +4317,79 @@
           <w:sz w:val="19"/>
         </w:rPr>
         <w:t>Warum wichtig: Testet eine von Kollegen vorgeschlagene Hypothese (zentrale Qualitätssicherung im Konzern). Leicht unterschiedliche Werte, aber per Chi²-Test bestätigt: p=0,2585, klar nicht signifikant. Bewusst trotzdem im Modell belassen: 'Kein Zusammenhang' ist ein valider, dokumentierter Befund.</w:t>
+      </w:r>
+    </w:p>
+    <w:p>
+      <w:pPr>
+        <w:keepNext/>
+        <w:spacing w:before="120"/>
+      </w:pPr>
+      <w:r>
+        <w:rPr>
+          <w:b/>
+          <w:color w:val="555555"/>
+          <w:sz w:val="20"/>
+        </w:rPr>
+        <w:t>Grafik 10 — Fortbildungsquote: kein Unterschied zwischen den Gruppen</w:t>
+      </w:r>
+    </w:p>
+    <w:p>
+      <w:pPr>
+        <w:keepNext/>
+        <w:keepLines/>
+      </w:pPr>
+      <w:r>
+        <w:drawing>
+          <wp:inline xmlns:a="http://schemas.openxmlformats.org/drawingml/2006/main" xmlns:pic="http://schemas.openxmlformats.org/drawingml/2006/picture">
+            <wp:extent cx="4680000" cy="3437975"/>
+            <wp:docPr id="10" name="Picture 10"/>
+            <wp:cNvGraphicFramePr>
+              <a:graphicFrameLocks noChangeAspect="1"/>
+            </wp:cNvGraphicFramePr>
+            <a:graphic>
+              <a:graphicData uri="http://schemas.openxmlformats.org/drawingml/2006/picture">
+                <pic:pic>
+                  <pic:nvPicPr>
+                    <pic:cNvPr id="0" name="g10_fortbildungsquote.png"/>
+                    <pic:cNvPicPr/>
+                  </pic:nvPicPr>
+                  <pic:blipFill>
+                    <a:blip r:embed="rId17"/>
+                    <a:stretch>
+                      <a:fillRect/>
+                    </a:stretch>
+                  </pic:blipFill>
+                  <pic:spPr>
+                    <a:xfrm>
+                      <a:off x="0" y="0"/>
+                      <a:ext cx="4680000" cy="3437975"/>
+                    </a:xfrm>
+                    <a:prstGeom prst="rect"/>
+                  </pic:spPr>
+                </pic:pic>
+              </a:graphicData>
+            </a:graphic>
+          </wp:inline>
+        </w:drawing>
+      </w:r>
+    </w:p>
+    <w:p>
+      <w:pPr>
+        <w:spacing w:after="40"/>
+      </w:pPr>
+    </w:p>
+    <w:p>
+      <w:pPr>
+        <w:spacing w:before="0" w:after="100"/>
+      </w:pPr>
+      <w:r>
+        <w:rPr>
+          <w:b w:val="0"/>
+          <w:i w:val="0"/>
+          <w:color w:val="555555"/>
+          <w:sz w:val="19"/>
+        </w:rPr>
+        <w:t>Warum wichtig: Anders als bei Ärzten und Pflegekräften zeigt die Fortbildungsquote keinerlei Unterschied (Md=0,667 in beiden Gruppen) — kein Zusammenhang mit Qualitätsproblemen erkennbar. Auch das ist ein valides, dokumentiertes Ergebnis.</w:t>
       </w:r>
     </w:p>
     <w:p>
